--- a/public/curriculum_template.docx
+++ b/public/curriculum_template.docx
@@ -10,9 +10,280 @@
         </w:rPr>
       </w:pPr>
       <w:r>
-        <w:t>{#isFirstSemester}</w:t>
-        <w:br/>
-        <w:t>高雄市楠梓區莒光國小115學年度第一學期特殊教育課程計畫</w:t>
+        <w:rPr>
+          <w:noProof/>
+        </w:rPr>
+        <mc:AlternateContent>
+          <mc:Choice Requires="wps">
+            <w:drawing>
+              <wp:anchor distT="45720" distB="45720" distL="114300" distR="114300" simplePos="0" relativeHeight="251658240" behindDoc="0" locked="0" layoutInCell="1" hidden="0" allowOverlap="1" wp14:anchorId="6BCF1F26" wp14:editId="6F708717">
+                <wp:simplePos x="0" y="0"/>
+                <wp:positionH relativeFrom="column">
+                  <wp:posOffset>5419196</wp:posOffset>
+                </wp:positionH>
+                <wp:positionV relativeFrom="paragraph">
+                  <wp:posOffset>-263525</wp:posOffset>
+                </wp:positionV>
+                <wp:extent cx="1480820" cy="809212"/>
+                <wp:effectExtent l="0" t="0" r="0" b="0"/>
+                <wp:wrapNone/>
+                <wp:docPr id="218" name="矩形 218"/>
+                <wp:cNvGraphicFramePr/>
+                <a:graphic xmlns:a="http://schemas.openxmlformats.org/drawingml/2006/main">
+                  <a:graphicData uri="http://schemas.microsoft.com/office/word/2010/wordprocessingShape">
+                    <wps:wsp>
+                      <wps:cNvSpPr/>
+                      <wps:spPr>
+                        <a:xfrm>
+                          <a:off x="0" y="0"/>
+                          <a:ext cx="1480820" cy="809212"/>
+                        </a:xfrm>
+                        <a:prstGeom prst="rect">
+                          <a:avLst/>
+                        </a:prstGeom>
+                        <a:noFill/>
+                        <a:ln>
+                          <a:noFill/>
+                        </a:ln>
+                      </wps:spPr>
+                      <wps:txbx>
+                        <w:txbxContent>
+                          <w:p>
+                            <w:pPr>
+                              <w:spacing w:line="200" w:lineRule="auto"/>
+                              <w:textDirection w:val="btLr"/>
+                            </w:pPr>
+                            <w:r>
+                              <w:rPr>
+                                <w:rFonts w:ascii="標楷體" w:eastAsia="標楷體" w:hAnsi="標楷體" w:cs="標楷體"/>
+                                <w:color w:val="000000"/>
+                                <w:sz w:val="16"/>
+                              </w:rPr>
+                              <w:t>V一般智能資優資源班</w:t>
+                            </w:r>
+                          </w:p>
+                          <w:p>
+                            <w:pPr>
+                              <w:spacing w:line="200" w:lineRule="auto"/>
+                              <w:textDirection w:val="btLr"/>
+                            </w:pPr>
+                            <w:r>
+                              <w:rPr>
+                                <w:rFonts w:ascii="標楷體" w:eastAsia="標楷體" w:hAnsi="標楷體" w:cs="標楷體"/>
+                                <w:color w:val="000000"/>
+                                <w:sz w:val="16"/>
+                              </w:rPr>
+                              <w:t>□ 一般智能資優方案</w:t>
+                            </w:r>
+                          </w:p>
+                          <w:p>
+                            <w:pPr>
+                              <w:spacing w:line="200" w:lineRule="auto"/>
+                              <w:textDirection w:val="btLr"/>
+                            </w:pPr>
+                            <w:r>
+                              <w:rPr>
+                                <w:rFonts w:ascii="標楷體" w:eastAsia="標楷體" w:hAnsi="標楷體" w:cs="標楷體"/>
+                                <w:color w:val="000000"/>
+                                <w:sz w:val="16"/>
+                              </w:rPr>
+                              <w:t>□ 學術性向資優資源班</w:t>
+                            </w:r>
+                          </w:p>
+                          <w:p>
+                            <w:pPr>
+                              <w:spacing w:line="200" w:lineRule="auto"/>
+                              <w:textDirection w:val="btLr"/>
+                            </w:pPr>
+                            <w:r>
+                              <w:rPr>
+                                <w:rFonts w:ascii="標楷體" w:eastAsia="標楷體" w:hAnsi="標楷體" w:cs="標楷體"/>
+                                <w:color w:val="000000"/>
+                                <w:sz w:val="16"/>
+                              </w:rPr>
+                              <w:t>□ 學術性向資優方案</w:t>
+                            </w:r>
+                          </w:p>
+                          <w:p>
+                            <w:pPr>
+                              <w:spacing w:line="200" w:lineRule="auto"/>
+                              <w:textDirection w:val="btLr"/>
+                            </w:pPr>
+                            <w:r>
+                              <w:rPr>
+                                <w:rFonts w:ascii="標楷體" w:eastAsia="標楷體" w:hAnsi="標楷體" w:cs="標楷體"/>
+                                <w:color w:val="000000"/>
+                                <w:sz w:val="16"/>
+                              </w:rPr>
+                              <w:t>□ 藝術才能資優資源班</w:t>
+                            </w:r>
+                          </w:p>
+                        </w:txbxContent>
+                      </wps:txbx>
+                      <wps:bodyPr spcFirstLastPara="1" wrap="square" lIns="91425" tIns="45700" rIns="91425" bIns="45700" anchor="t" anchorCtr="0">
+                        <a:noAutofit/>
+                      </wps:bodyPr>
+                    </wps:wsp>
+                  </a:graphicData>
+                </a:graphic>
+                <wp14:sizeRelH relativeFrom="margin">
+                  <wp14:pctWidth>0</wp14:pctWidth>
+                </wp14:sizeRelH>
+                <wp14:sizeRelV relativeFrom="margin">
+                  <wp14:pctHeight>0</wp14:pctHeight>
+                </wp14:sizeRelV>
+              </wp:anchor>
+            </w:drawing>
+          </mc:Choice>
+          <mc:Fallback>
+            <w:pict>
+              <v:rect w14:anchorId="6BCF1F26" id="矩形 218" o:spid="_x0000_s1026" style="position:absolute;left:0;text-align:left;margin-left:426.7pt;margin-top:-20.75pt;width:116.6pt;height:63.7pt;z-index:251658240;visibility:visible;mso-wrap-style:square;mso-width-percent:0;mso-height-percent:0;mso-wrap-distance-left:9pt;mso-wrap-distance-top:3.6pt;mso-wrap-distance-right:9pt;mso-wrap-distance-bottom:3.6pt;mso-position-horizontal:absolute;mso-position-horizontal-relative:text;mso-position-vertical:absolute;mso-position-vertical-relative:text;mso-width-percent:0;mso-height-percent:0;mso-width-relative:margin;mso-height-relative:margin;v-text-anchor:top" o:gfxdata="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" filled="f" stroked="f">
+                <v:textbox inset="2.53958mm,1.2694mm,2.53958mm,1.2694mm">
+                  <w:txbxContent>
+                    <w:p>
+                      <w:pPr>
+                        <w:spacing w:line="200" w:lineRule="auto"/>
+                        <w:textDirection w:val="btLr"/>
+                      </w:pPr>
+                      <w:r>
+                        <w:rPr>
+                          <w:rFonts w:ascii="標楷體" w:eastAsia="標楷體" w:hAnsi="標楷體" w:cs="標楷體"/>
+                          <w:color w:val="000000"/>
+                          <w:sz w:val="16"/>
+                        </w:rPr>
+                        <w:t>V</w:t>
+                      </w:r>
+                      <w:r>
+                        <w:rPr>
+                          <w:rFonts w:ascii="標楷體" w:eastAsia="標楷體" w:hAnsi="標楷體" w:cs="標楷體"/>
+                          <w:color w:val="000000"/>
+                          <w:sz w:val="16"/>
+                        </w:rPr>
+                        <w:t>一般智能資優資源班</w:t>
+                      </w:r>
+                    </w:p>
+                    <w:p>
+                      <w:pPr>
+                        <w:spacing w:line="200" w:lineRule="auto"/>
+                        <w:textDirection w:val="btLr"/>
+                      </w:pPr>
+                      <w:r>
+                        <w:rPr>
+                          <w:rFonts w:ascii="標楷體" w:eastAsia="標楷體" w:hAnsi="標楷體" w:cs="標楷體"/>
+                          <w:color w:val="000000"/>
+                          <w:sz w:val="16"/>
+                        </w:rPr>
+                        <w:t>□ 一般智能資優方案</w:t>
+                      </w:r>
+                    </w:p>
+                    <w:p>
+                      <w:pPr>
+                        <w:spacing w:line="200" w:lineRule="auto"/>
+                        <w:textDirection w:val="btLr"/>
+                      </w:pPr>
+                      <w:r>
+                        <w:rPr>
+                          <w:rFonts w:ascii="標楷體" w:eastAsia="標楷體" w:hAnsi="標楷體" w:cs="標楷體"/>
+                          <w:color w:val="000000"/>
+                          <w:sz w:val="16"/>
+                        </w:rPr>
+                        <w:t>□ 學術性向資優資源班</w:t>
+                      </w:r>
+                    </w:p>
+                    <w:p>
+                      <w:pPr>
+                        <w:spacing w:line="200" w:lineRule="auto"/>
+                        <w:textDirection w:val="btLr"/>
+                      </w:pPr>
+                      <w:r>
+                        <w:rPr>
+                          <w:rFonts w:ascii="標楷體" w:eastAsia="標楷體" w:hAnsi="標楷體" w:cs="標楷體"/>
+                          <w:color w:val="000000"/>
+                          <w:sz w:val="16"/>
+                        </w:rPr>
+                        <w:t>□ 學術性向資優方案</w:t>
+                      </w:r>
+                    </w:p>
+                    <w:p>
+                      <w:pPr>
+                        <w:spacing w:line="200" w:lineRule="auto"/>
+                        <w:textDirection w:val="btLr"/>
+                      </w:pPr>
+                      <w:r>
+                        <w:rPr>
+                          <w:rFonts w:ascii="標楷體" w:eastAsia="標楷體" w:hAnsi="標楷體" w:cs="標楷體"/>
+                          <w:color w:val="000000"/>
+                          <w:sz w:val="16"/>
+                        </w:rPr>
+                        <w:t>□ 藝術才能資優資源班</w:t>
+                      </w:r>
+                    </w:p>
+                  </w:txbxContent>
+                </v:textbox>
+              </v:rect>
+            </w:pict>
+          </mc:Fallback>
+        </mc:AlternateContent>
+      </w:r>
+      <w:r>
+        <w:rPr>
+          <w:rFonts w:ascii="標楷體" w:eastAsia="標楷體" w:hAnsi="標楷體" w:cs="標楷體"/>
+        </w:rPr>
+        <w:t>高雄市</w:t>
+      </w:r>
+      <w:r>
+        <w:rPr>
+          <w:rFonts w:ascii="標楷體" w:eastAsia="標楷體" w:hAnsi="標楷體" w:cs="標楷體" w:hint="eastAsia"/>
+        </w:rPr>
+        <w:t>楠梓</w:t>
+      </w:r>
+      <w:r>
+        <w:rPr>
+          <w:rFonts w:ascii="標楷體" w:eastAsia="標楷體" w:hAnsi="標楷體" w:cs="標楷體"/>
+        </w:rPr>
+        <w:t>區</w:t>
+      </w:r>
+      <w:r>
+        <w:rPr>
+          <w:rFonts w:ascii="標楷體" w:eastAsia="標楷體" w:hAnsi="標楷體" w:cs="標楷體" w:hint="eastAsia"/>
+        </w:rPr>
+        <w:t>莒光</w:t>
+      </w:r>
+      <w:r>
+        <w:rPr>
+          <w:rFonts w:ascii="標楷體" w:eastAsia="標楷體" w:hAnsi="標楷體" w:cs="標楷體"/>
+        </w:rPr>
+        <w:t>國小11</w:t>
+      </w:r>
+      <w:r>
+        <w:rPr>
+          <w:rFonts w:ascii="標楷體" w:eastAsia="標楷體" w:hAnsi="標楷體" w:cs="標楷體"/>
+        </w:rPr>
+        <w:t>5</w:t>
+      </w:r>
+      <w:r>
+        <w:rPr>
+          <w:rFonts w:ascii="標楷體" w:eastAsia="標楷體" w:hAnsi="標楷體" w:cs="標楷體" w:hint="eastAsia"/>
+        </w:rPr>
+        <w:t>學</w:t>
+      </w:r>
+      <w:r>
+        <w:rPr>
+          <w:rFonts w:ascii="標楷體" w:eastAsia="標楷體" w:hAnsi="標楷體" w:cs="標楷體"/>
+        </w:rPr>
+        <w:t>年度第</w:t>
+      </w:r>
+      <w:r>
+        <w:rPr>
+          <w:rFonts w:ascii="標楷體" w:eastAsia="標楷體" w:hAnsi="標楷體" w:cs="標楷體" w:hint="eastAsia"/>
+        </w:rPr>
+        <w:t>一</w:t>
+      </w:r>
+      <w:r>
+        <w:rPr>
+          <w:rFonts w:ascii="標楷體" w:eastAsia="標楷體" w:hAnsi="標楷體" w:cs="標楷體"/>
+        </w:rPr>
+        <w:t>學期特殊教育課程計畫</w:t>
       </w:r>
     </w:p>
     <w:p>
@@ -118,30 +389,24 @@
             <w:vAlign w:val="center"/>
           </w:tcPr>
           <w:p>
+            <w:r>
+              <w:t>{CourseName}</w:t>
+            </w:r>
+          </w:p>
+        </w:tc>
+        <w:tc>
+          <w:tcPr>
+            <w:tcW w:w="2268" w:type="dxa"/>
+            <w:gridSpan w:val="2"/>
+            <w:vAlign w:val="center"/>
+          </w:tcPr>
+          <w:p>
             <w:pPr>
               <w:jc w:val="center"/>
               <w:rPr>
                 <w:rFonts w:ascii="標楷體" w:eastAsia="標楷體" w:hAnsi="標楷體" w:cs="標楷體"/>
               </w:rPr>
             </w:pPr>
-            <w:r>
-              <w:rPr>
-                <w:rFonts w:ascii="標楷體" w:eastAsia="標楷體" w:hAnsi="標楷體" w:cs="標楷體"/>
-              </w:rPr>
-              <w:t>課程名稱</w:t>
-            </w:r>
-          </w:p>
-        </w:tc>
-        <w:tc>
-          <w:tcPr>
-            <w:tcW w:w="2268" w:type="dxa"/>
-            <w:gridSpan w:val="2"/>
-            <w:vAlign w:val="center"/>
-          </w:tcPr>
-          <w:p>
-            <w:r>
-              <w:t>{CourseName}</w:t>
-            </w:r>
           </w:p>
         </w:tc>
       </w:tr>
@@ -187,30 +452,24 @@
             <w:vAlign w:val="center"/>
           </w:tcPr>
           <w:p>
+            <w:r>
+              <w:t>{MaterialSource}</w:t>
+            </w:r>
+          </w:p>
+        </w:tc>
+        <w:tc>
+          <w:tcPr>
+            <w:tcW w:w="2268" w:type="dxa"/>
+            <w:gridSpan w:val="2"/>
+            <w:vAlign w:val="center"/>
+          </w:tcPr>
+          <w:p>
             <w:pPr>
               <w:jc w:val="center"/>
               <w:rPr>
                 <w:rFonts w:ascii="標楷體" w:eastAsia="標楷體" w:hAnsi="標楷體" w:cs="標楷體"/>
               </w:rPr>
             </w:pPr>
-            <w:r>
-              <w:rPr>
-                <w:rFonts w:ascii="標楷體" w:eastAsia="標楷體" w:hAnsi="標楷體" w:cs="標楷體"/>
-              </w:rPr>
-              <w:t>教材來源</w:t>
-            </w:r>
-          </w:p>
-        </w:tc>
-        <w:tc>
-          <w:tcPr>
-            <w:tcW w:w="2268" w:type="dxa"/>
-            <w:gridSpan w:val="2"/>
-            <w:vAlign w:val="center"/>
-          </w:tcPr>
-          <w:p>
-            <w:r>
-              <w:t>{MaterialSource}</w:t>
-            </w:r>
           </w:p>
         </w:tc>
       </w:tr>
@@ -552,8 +811,28 @@
             <w:vAlign w:val="center"/>
           </w:tcPr>
           <w:p>
-            <w:r>
-              <w:t>{@Indicators}</w:t>
+            <w:r/>
+            <w:r>
+              <w:t>{#IndRuns}{#isAdd}</w:t>
+            </w:r>
+            <w:r>
+              <w:rPr>
+                <w:color w:val="FF0000"/>
+              </w:rPr>
+              <w:t>{text}</w:t>
+            </w:r>
+            <w:r>
+              <w:t>{/isAdd}{#isDel}</w:t>
+            </w:r>
+            <w:r>
+              <w:rPr>
+                <w:strike/>
+                <w:color w:val="FF0000"/>
+              </w:rPr>
+              <w:t>{text}</w:t>
+            </w:r>
+            <w:r>
+              <w:t>{/isDel}{^isAdd}{^isDel}{text}{/isDel}{/isAdd}{/IndRuns}</w:t>
             </w:r>
           </w:p>
         </w:tc>
@@ -908,11 +1187,6 @@
       </w:r>
     </w:p>
     <w:p>
-      <w:r>
-        <w:t>{/isFirstSemester}</w:t>
-      </w:r>
-    </w:p>
-    <w:p>
       <w:pPr>
         <w:jc w:val="center"/>
         <w:rPr>
@@ -920,9 +1194,275 @@
         </w:rPr>
       </w:pPr>
       <w:r>
-        <w:t>{#isSecondSemester}</w:t>
-        <w:br/>
-        <w:t>高雄市楠梓區莒光國小115學年度第二學期特殊教育課程計畫</w:t>
+        <w:rPr>
+          <w:noProof/>
+        </w:rPr>
+        <w:lastRenderedPageBreak/>
+        <mc:AlternateContent>
+          <mc:Choice Requires="wps">
+            <w:drawing>
+              <wp:anchor distT="45720" distB="45720" distL="114300" distR="114300" simplePos="0" relativeHeight="251660288" behindDoc="0" locked="0" layoutInCell="1" hidden="0" allowOverlap="1" wp14:anchorId="308A778B" wp14:editId="4B18D4F4">
+                <wp:simplePos x="0" y="0"/>
+                <wp:positionH relativeFrom="column">
+                  <wp:posOffset>5419196</wp:posOffset>
+                </wp:positionH>
+                <wp:positionV relativeFrom="paragraph">
+                  <wp:posOffset>-263525</wp:posOffset>
+                </wp:positionV>
+                <wp:extent cx="1480820" cy="809212"/>
+                <wp:effectExtent l="0" t="0" r="0" b="0"/>
+                <wp:wrapNone/>
+                <wp:docPr id="1548942370" name="矩形 1548942370"/>
+                <wp:cNvGraphicFramePr/>
+                <a:graphic xmlns:a="http://schemas.openxmlformats.org/drawingml/2006/main">
+                  <a:graphicData uri="http://schemas.microsoft.com/office/word/2010/wordprocessingShape">
+                    <wps:wsp>
+                      <wps:cNvSpPr/>
+                      <wps:spPr>
+                        <a:xfrm>
+                          <a:off x="0" y="0"/>
+                          <a:ext cx="1480820" cy="809212"/>
+                        </a:xfrm>
+                        <a:prstGeom prst="rect">
+                          <a:avLst/>
+                        </a:prstGeom>
+                        <a:noFill/>
+                        <a:ln>
+                          <a:noFill/>
+                        </a:ln>
+                      </wps:spPr>
+                      <wps:txbx>
+                        <w:txbxContent>
+                          <w:p>
+                            <w:pPr>
+                              <w:spacing w:line="200" w:lineRule="auto"/>
+                              <w:textDirection w:val="btLr"/>
+                            </w:pPr>
+                            <w:r>
+                              <w:rPr>
+                                <w:rFonts w:ascii="標楷體" w:eastAsia="標楷體" w:hAnsi="標楷體" w:cs="標楷體"/>
+                                <w:color w:val="000000"/>
+                                <w:sz w:val="16"/>
+                              </w:rPr>
+                              <w:t>V一般智能資優資源班</w:t>
+                            </w:r>
+                          </w:p>
+                          <w:p>
+                            <w:pPr>
+                              <w:spacing w:line="200" w:lineRule="auto"/>
+                              <w:textDirection w:val="btLr"/>
+                            </w:pPr>
+                            <w:r>
+                              <w:rPr>
+                                <w:rFonts w:ascii="標楷體" w:eastAsia="標楷體" w:hAnsi="標楷體" w:cs="標楷體"/>
+                                <w:color w:val="000000"/>
+                                <w:sz w:val="16"/>
+                              </w:rPr>
+                              <w:t>□ 一般智能資優方案</w:t>
+                            </w:r>
+                          </w:p>
+                          <w:p>
+                            <w:pPr>
+                              <w:spacing w:line="200" w:lineRule="auto"/>
+                              <w:textDirection w:val="btLr"/>
+                            </w:pPr>
+                            <w:r>
+                              <w:rPr>
+                                <w:rFonts w:ascii="標楷體" w:eastAsia="標楷體" w:hAnsi="標楷體" w:cs="標楷體"/>
+                                <w:color w:val="000000"/>
+                                <w:sz w:val="16"/>
+                              </w:rPr>
+                              <w:t>□ 學術性向資優資源班</w:t>
+                            </w:r>
+                          </w:p>
+                          <w:p>
+                            <w:pPr>
+                              <w:spacing w:line="200" w:lineRule="auto"/>
+                              <w:textDirection w:val="btLr"/>
+                            </w:pPr>
+                            <w:r>
+                              <w:rPr>
+                                <w:rFonts w:ascii="標楷體" w:eastAsia="標楷體" w:hAnsi="標楷體" w:cs="標楷體"/>
+                                <w:color w:val="000000"/>
+                                <w:sz w:val="16"/>
+                              </w:rPr>
+                              <w:t>□ 學術性向資優方案</w:t>
+                            </w:r>
+                          </w:p>
+                          <w:p>
+                            <w:pPr>
+                              <w:spacing w:line="200" w:lineRule="auto"/>
+                              <w:textDirection w:val="btLr"/>
+                            </w:pPr>
+                            <w:r>
+                              <w:rPr>
+                                <w:rFonts w:ascii="標楷體" w:eastAsia="標楷體" w:hAnsi="標楷體" w:cs="標楷體"/>
+                                <w:color w:val="000000"/>
+                                <w:sz w:val="16"/>
+                              </w:rPr>
+                              <w:t>□ 藝術才能資優資源班</w:t>
+                            </w:r>
+                          </w:p>
+                        </w:txbxContent>
+                      </wps:txbx>
+                      <wps:bodyPr spcFirstLastPara="1" wrap="square" lIns="91425" tIns="45700" rIns="91425" bIns="45700" anchor="t" anchorCtr="0">
+                        <a:noAutofit/>
+                      </wps:bodyPr>
+                    </wps:wsp>
+                  </a:graphicData>
+                </a:graphic>
+                <wp14:sizeRelH relativeFrom="margin">
+                  <wp14:pctWidth>0</wp14:pctWidth>
+                </wp14:sizeRelH>
+                <wp14:sizeRelV relativeFrom="margin">
+                  <wp14:pctHeight>0</wp14:pctHeight>
+                </wp14:sizeRelV>
+              </wp:anchor>
+            </w:drawing>
+          </mc:Choice>
+          <mc:Fallback>
+            <w:pict>
+              <v:rect w14:anchorId="308A778B" id="矩形 1548942370" o:spid="_x0000_s1027" style="position:absolute;left:0;text-align:left;margin-left:426.7pt;margin-top:-20.75pt;width:116.6pt;height:63.7pt;z-index:251660288;visibility:visible;mso-wrap-style:square;mso-width-percent:0;mso-height-percent:0;mso-wrap-distance-left:9pt;mso-wrap-distance-top:3.6pt;mso-wrap-distance-right:9pt;mso-wrap-distance-bottom:3.6pt;mso-position-horizontal:absolute;mso-position-horizontal-relative:text;mso-position-vertical:absolute;mso-position-vertical-relative:text;mso-width-percent:0;mso-height-percent:0;mso-width-relative:margin;mso-height-relative:margin;v-text-anchor:top" o:gfxdata="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" filled="f" stroked="f">
+                <v:textbox inset="2.53958mm,1.2694mm,2.53958mm,1.2694mm">
+                  <w:txbxContent>
+                    <w:p>
+                      <w:pPr>
+                        <w:spacing w:line="200" w:lineRule="auto"/>
+                        <w:textDirection w:val="btLr"/>
+                      </w:pPr>
+                      <w:r>
+                        <w:rPr>
+                          <w:rFonts w:ascii="標楷體" w:eastAsia="標楷體" w:hAnsi="標楷體" w:cs="標楷體"/>
+                          <w:color w:val="000000"/>
+                          <w:sz w:val="16"/>
+                        </w:rPr>
+                        <w:t>V</w:t>
+                      </w:r>
+                      <w:r>
+                        <w:rPr>
+                          <w:rFonts w:ascii="標楷體" w:eastAsia="標楷體" w:hAnsi="標楷體" w:cs="標楷體"/>
+                          <w:color w:val="000000"/>
+                          <w:sz w:val="16"/>
+                        </w:rPr>
+                        <w:t>一般智能資優資源班</w:t>
+                      </w:r>
+                    </w:p>
+                    <w:p>
+                      <w:pPr>
+                        <w:spacing w:line="200" w:lineRule="auto"/>
+                        <w:textDirection w:val="btLr"/>
+                      </w:pPr>
+                      <w:r>
+                        <w:rPr>
+                          <w:rFonts w:ascii="標楷體" w:eastAsia="標楷體" w:hAnsi="標楷體" w:cs="標楷體"/>
+                          <w:color w:val="000000"/>
+                          <w:sz w:val="16"/>
+                        </w:rPr>
+                        <w:t>□ 一般智能資優方案</w:t>
+                      </w:r>
+                    </w:p>
+                    <w:p>
+                      <w:pPr>
+                        <w:spacing w:line="200" w:lineRule="auto"/>
+                        <w:textDirection w:val="btLr"/>
+                      </w:pPr>
+                      <w:r>
+                        <w:rPr>
+                          <w:rFonts w:ascii="標楷體" w:eastAsia="標楷體" w:hAnsi="標楷體" w:cs="標楷體"/>
+                          <w:color w:val="000000"/>
+                          <w:sz w:val="16"/>
+                        </w:rPr>
+                        <w:t>□ 學術性向資優資源班</w:t>
+                      </w:r>
+                    </w:p>
+                    <w:p>
+                      <w:pPr>
+                        <w:spacing w:line="200" w:lineRule="auto"/>
+                        <w:textDirection w:val="btLr"/>
+                      </w:pPr>
+                      <w:r>
+                        <w:rPr>
+                          <w:rFonts w:ascii="標楷體" w:eastAsia="標楷體" w:hAnsi="標楷體" w:cs="標楷體"/>
+                          <w:color w:val="000000"/>
+                          <w:sz w:val="16"/>
+                        </w:rPr>
+                        <w:t>□ 學術性向資優方案</w:t>
+                      </w:r>
+                    </w:p>
+                    <w:p>
+                      <w:pPr>
+                        <w:spacing w:line="200" w:lineRule="auto"/>
+                        <w:textDirection w:val="btLr"/>
+                      </w:pPr>
+                      <w:r>
+                        <w:rPr>
+                          <w:rFonts w:ascii="標楷體" w:eastAsia="標楷體" w:hAnsi="標楷體" w:cs="標楷體"/>
+                          <w:color w:val="000000"/>
+                          <w:sz w:val="16"/>
+                        </w:rPr>
+                        <w:t>□ 藝術才能資優資源班</w:t>
+                      </w:r>
+                    </w:p>
+                  </w:txbxContent>
+                </v:textbox>
+              </v:rect>
+            </w:pict>
+          </mc:Fallback>
+        </mc:AlternateContent>
+      </w:r>
+      <w:r>
+        <w:rPr>
+          <w:rFonts w:ascii="標楷體" w:eastAsia="標楷體" w:hAnsi="標楷體" w:cs="標楷體"/>
+        </w:rPr>
+        <w:t>高雄市</w:t>
+      </w:r>
+      <w:r>
+        <w:rPr>
+          <w:rFonts w:ascii="標楷體" w:eastAsia="標楷體" w:hAnsi="標楷體" w:cs="標楷體" w:hint="eastAsia"/>
+        </w:rPr>
+        <w:t>楠梓</w:t>
+      </w:r>
+      <w:r>
+        <w:rPr>
+          <w:rFonts w:ascii="標楷體" w:eastAsia="標楷體" w:hAnsi="標楷體" w:cs="標楷體"/>
+        </w:rPr>
+        <w:t>區</w:t>
+      </w:r>
+      <w:r>
+        <w:rPr>
+          <w:rFonts w:ascii="標楷體" w:eastAsia="標楷體" w:hAnsi="標楷體" w:cs="標楷體" w:hint="eastAsia"/>
+        </w:rPr>
+        <w:t>莒光</w:t>
+      </w:r>
+      <w:r>
+        <w:rPr>
+          <w:rFonts w:ascii="標楷體" w:eastAsia="標楷體" w:hAnsi="標楷體" w:cs="標楷體"/>
+        </w:rPr>
+        <w:t>國小11</w:t>
+      </w:r>
+      <w:r>
+        <w:rPr>
+          <w:rFonts w:ascii="標楷體" w:eastAsia="標楷體" w:hAnsi="標楷體" w:cs="標楷體"/>
+        </w:rPr>
+        <w:t>5</w:t>
+      </w:r>
+      <w:r>
+        <w:rPr>
+          <w:rFonts w:ascii="標楷體" w:eastAsia="標楷體" w:hAnsi="標楷體" w:cs="標楷體"/>
+        </w:rPr>
+        <w:t>學年度第</w:t>
+      </w:r>
+      <w:r>
+        <w:rPr>
+          <w:rFonts w:ascii="標楷體" w:eastAsia="標楷體" w:hAnsi="標楷體" w:cs="標楷體" w:hint="eastAsia"/>
+        </w:rPr>
+        <w:t>二</w:t>
+      </w:r>
+      <w:r>
+        <w:rPr>
+          <w:rFonts w:ascii="標楷體" w:eastAsia="標楷體" w:hAnsi="標楷體" w:cs="標楷體"/>
+        </w:rPr>
+        <w:t>學期特殊教育課程計畫</w:t>
       </w:r>
     </w:p>
     <w:p>
@@ -1026,30 +1566,24 @@
             <w:vAlign w:val="center"/>
           </w:tcPr>
           <w:p>
+            <w:r>
+              <w:t>{CourseName}</w:t>
+            </w:r>
+          </w:p>
+        </w:tc>
+        <w:tc>
+          <w:tcPr>
+            <w:tcW w:w="2268" w:type="dxa"/>
+            <w:gridSpan w:val="2"/>
+            <w:vAlign w:val="center"/>
+          </w:tcPr>
+          <w:p>
             <w:pPr>
               <w:jc w:val="center"/>
               <w:rPr>
                 <w:rFonts w:ascii="標楷體" w:eastAsia="標楷體" w:hAnsi="標楷體" w:cs="標楷體"/>
               </w:rPr>
             </w:pPr>
-            <w:r>
-              <w:rPr>
-                <w:rFonts w:ascii="標楷體" w:eastAsia="標楷體" w:hAnsi="標楷體" w:cs="標楷體"/>
-              </w:rPr>
-              <w:t>課程名稱</w:t>
-            </w:r>
-          </w:p>
-        </w:tc>
-        <w:tc>
-          <w:tcPr>
-            <w:tcW w:w="2268" w:type="dxa"/>
-            <w:gridSpan w:val="2"/>
-            <w:vAlign w:val="center"/>
-          </w:tcPr>
-          <w:p>
-            <w:r>
-              <w:t>{CourseName}</w:t>
-            </w:r>
           </w:p>
         </w:tc>
       </w:tr>
@@ -1095,30 +1629,24 @@
             <w:vAlign w:val="center"/>
           </w:tcPr>
           <w:p>
+            <w:r>
+              <w:t>{MaterialSource}</w:t>
+            </w:r>
+          </w:p>
+        </w:tc>
+        <w:tc>
+          <w:tcPr>
+            <w:tcW w:w="2268" w:type="dxa"/>
+            <w:gridSpan w:val="2"/>
+            <w:vAlign w:val="center"/>
+          </w:tcPr>
+          <w:p>
             <w:pPr>
               <w:jc w:val="center"/>
               <w:rPr>
                 <w:rFonts w:ascii="標楷體" w:eastAsia="標楷體" w:hAnsi="標楷體" w:cs="標楷體"/>
               </w:rPr>
             </w:pPr>
-            <w:r>
-              <w:rPr>
-                <w:rFonts w:ascii="標楷體" w:eastAsia="標楷體" w:hAnsi="標楷體" w:cs="標楷體"/>
-              </w:rPr>
-              <w:t>教材來源</w:t>
-            </w:r>
-          </w:p>
-        </w:tc>
-        <w:tc>
-          <w:tcPr>
-            <w:tcW w:w="2268" w:type="dxa"/>
-            <w:gridSpan w:val="2"/>
-            <w:vAlign w:val="center"/>
-          </w:tcPr>
-          <w:p>
-            <w:r>
-              <w:t>{MaterialSource}</w:t>
-            </w:r>
           </w:p>
         </w:tc>
       </w:tr>
@@ -1462,8 +1990,28 @@
             <w:vAlign w:val="center"/>
           </w:tcPr>
           <w:p>
-            <w:r>
-              <w:t>{@Indicators}</w:t>
+            <w:r/>
+            <w:r>
+              <w:t>{#IndRuns}{#isAdd}</w:t>
+            </w:r>
+            <w:r>
+              <w:rPr>
+                <w:color w:val="FF0000"/>
+              </w:rPr>
+              <w:t>{text}</w:t>
+            </w:r>
+            <w:r>
+              <w:t>{/isAdd}{#isDel}</w:t>
+            </w:r>
+            <w:r>
+              <w:rPr>
+                <w:strike/>
+                <w:color w:val="FF0000"/>
+              </w:rPr>
+              <w:t>{text}</w:t>
+            </w:r>
+            <w:r>
+              <w:t>{/isDel}{^isAdd}{^isDel}{text}{/isDel}{/isAdd}{/IndRuns}</w:t>
             </w:r>
           </w:p>
         </w:tc>
@@ -2270,56 +2818,6 @@
           <w:szCs w:val="20"/>
         </w:rPr>
       </w:pPr>
-    </w:p>
-    <w:p>
-      <w:r>
-        <w:t>{/isSecondSemester}</w:t>
-      </w:r>
-    </w:p>
-    <w:p>
-      <w:r>
-        <w:t>1.本學年實際上課日數及補休補班調整，仍依教育局公告之本學年度重要行事曆辦理。</w:t>
-      </w:r>
-    </w:p>
-    <w:p>
-      <w:r>
-        <w:t>2.融入議題參考：性別平等教育、人權教育、環境教育、海洋教育、科技教育、能源教育、家庭教育、原住民族教育、品德教育、生命教育、法治教育、資訊教育、安全教育、防災教育、生涯規劃教育、多元文化教育、閱讀素養教育、戶外教育、國際教育…等（上述議題係參考「十二年國教課綱議題融入說明手冊」所列出，各校亦可選擇適合之議題填入）。</w:t>
-      </w:r>
-    </w:p>
-    <w:p>
-      <w:r>
-        <w:t>3.評量方式填寫參考：口頭評量、紙筆評量、實作評量、教師觀察、學生自評、同儕互評或其他適合之評量方式。</w:t>
-      </w:r>
-    </w:p>
-    <w:p>
-      <w:r>
-        <w:t>1.本學年實際上課日數及補休補班調整，仍依教育局公告之本學年度重要行事曆辦理。</w:t>
-      </w:r>
-    </w:p>
-    <w:p>
-      <w:r>
-        <w:t>2.融入議題參考：性別平等教育、人權教育、環境教育、海洋教育、科技教育、能源教育、家庭教育、原住民族教育、品德教育、生命教育、法治教育、資訊教育、安全教育、防災教育、生涯規劃教育、多元文化教育、閱讀素養教育、戶外教育、國際教育…等（上述議題係參考「十二年國教課綱議題融入說明手冊」所列出，各校亦可選擇適合之議題填入）。</w:t>
-      </w:r>
-    </w:p>
-    <w:p>
-      <w:r>
-        <w:t>3.評量方式填寫參考：口頭評量、紙筆評量、實作評量、教師觀察、學生自評、同儕互評或其他適合之評量方式。</w:t>
-      </w:r>
-    </w:p>
-    <w:p>
-      <w:r>
-        <w:t>1.本學年實際上課日數及補休補班調整，仍依教育局公告之本學年度重要行事曆辦理。</w:t>
-      </w:r>
-    </w:p>
-    <w:p>
-      <w:r>
-        <w:t>2.融入議題參考：性別平等教育、人權教育、環境教育、海洋教育、科技教育、能源教育、家庭教育、原住民族教育、品德教育、生命教育、法治教育、資訊教育、安全教育、防災教育、生涯規劃教育、多元文化教育、閱讀素養教育、戶外教育、國際教育…等（上述議題係參考「十二年國教課綱議題融入說明手冊」所列出，各校亦可選擇適合之議題填入）。</w:t>
-      </w:r>
-    </w:p>
-    <w:p>
-      <w:r>
-        <w:t>3.評量方式填寫參考：口頭評量、紙筆評量、實作評量、教師觀察、學生自評、同儕互評或其他適合之評量方式。</w:t>
-      </w:r>
     </w:p>
     <w:p>
       <w:r>
@@ -2838,9 +3336,6 @@
   <w:style w:type="paragraph" w:default="1" w:styleId="a">
     <w:name w:val="Normal"/>
     <w:qFormat/>
-    <w:rPr>
-      <w:sz w:val="16"/>
-    </w:rPr>
   </w:style>
   <w:style w:type="paragraph" w:styleId="1">
     <w:name w:val="heading 1"/>

--- a/public/curriculum_template.docx
+++ b/public/curriculum_template.docx
@@ -435,6 +435,9 @@
               </w:rPr>
               <w:t>□特需融入學科：</w:t>
             </w:r>
+            <w:r>
+              <w:t xml:space="preserve"> {DomainModeString}</w:t>
+            </w:r>
           </w:p>
         </w:tc>
         <w:tc>
@@ -445,6 +448,32 @@
             <w:vAlign w:val="center"/>
           </w:tcPr>
           <w:p>
+            <w:r>
+              <w:t>{DomainModeString}</w:t>
+            </w:r>
+          </w:p>
+        </w:tc>
+        <w:tc>
+          <w:tcPr>
+            <w:tcW w:w="2268" w:type="dxa"/>
+            <w:gridSpan w:val="2"/>
+            <w:vAlign w:val="center"/>
+          </w:tcPr>
+          <w:p>
+            <w:r>
+              <w:t>{CourseName}</w:t>
+            </w:r>
+          </w:p>
+        </w:tc>
+      </w:tr>
+      <w:tr>
+        <w:tc>
+          <w:tcPr>
+            <w:tcW w:w="1686" w:type="dxa"/>
+            <w:shd w:val="clear" w:color="auto" w:fill="F2F2F2"/>
+            <w:vAlign w:val="center"/>
+          </w:tcPr>
+          <w:p>
             <w:pPr>
               <w:jc w:val="center"/>
               <w:rPr>
@@ -455,44 +484,6 @@
               <w:rPr>
                 <w:rFonts w:ascii="標楷體" w:eastAsia="標楷體" w:hAnsi="標楷體" w:cs="標楷體"/>
               </w:rPr>
-              <w:t>課程名稱</w:t>
-            </w:r>
-          </w:p>
-        </w:tc>
-        <w:tc>
-          <w:tcPr>
-            <w:tcW w:w="2268" w:type="dxa"/>
-            <w:gridSpan w:val="2"/>
-            <w:vAlign w:val="center"/>
-          </w:tcPr>
-          <w:p>
-            <w:pPr>
-              <w:jc w:val="center"/>
-              <w:rPr>
-                <w:rFonts w:ascii="標楷體" w:eastAsia="標楷體" w:hAnsi="標楷體" w:cs="標楷體"/>
-              </w:rPr>
-            </w:pPr>
-          </w:p>
-        </w:tc>
-      </w:tr>
-      <w:tr>
-        <w:tc>
-          <w:tcPr>
-            <w:tcW w:w="1686" w:type="dxa"/>
-            <w:shd w:val="clear" w:color="auto" w:fill="F2F2F2"/>
-            <w:vAlign w:val="center"/>
-          </w:tcPr>
-          <w:p>
-            <w:pPr>
-              <w:jc w:val="center"/>
-              <w:rPr>
-                <w:rFonts w:ascii="標楷體" w:eastAsia="標楷體" w:hAnsi="標楷體" w:cs="標楷體"/>
-              </w:rPr>
-            </w:pPr>
-            <w:r>
-              <w:rPr>
-                <w:rFonts w:ascii="標楷體" w:eastAsia="標楷體" w:hAnsi="標楷體" w:cs="標楷體"/>
-              </w:rPr>
               <w:t>年級/組別</w:t>
             </w:r>
           </w:p>
@@ -504,12 +495,9 @@
             <w:vAlign w:val="center"/>
           </w:tcPr>
           <w:p>
-            <w:pPr>
-              <w:jc w:val="center"/>
-              <w:rPr>
-                <w:rFonts w:ascii="標楷體" w:eastAsia="標楷體" w:hAnsi="標楷體" w:cs="標楷體"/>
-              </w:rPr>
-            </w:pPr>
+            <w:r>
+              <w:t>{Grade}</w:t>
+            </w:r>
           </w:p>
         </w:tc>
         <w:tc>
@@ -520,6 +508,32 @@
             <w:vAlign w:val="center"/>
           </w:tcPr>
           <w:p>
+            <w:r>
+              <w:t>{MaterialSource}</w:t>
+            </w:r>
+          </w:p>
+        </w:tc>
+        <w:tc>
+          <w:tcPr>
+            <w:tcW w:w="2268" w:type="dxa"/>
+            <w:gridSpan w:val="2"/>
+            <w:vAlign w:val="center"/>
+          </w:tcPr>
+          <w:p>
+            <w:r>
+              <w:t>{MaterialSource}</w:t>
+            </w:r>
+          </w:p>
+        </w:tc>
+      </w:tr>
+      <w:tr>
+        <w:tc>
+          <w:tcPr>
+            <w:tcW w:w="1686" w:type="dxa"/>
+            <w:shd w:val="clear" w:color="auto" w:fill="F2F2F2"/>
+            <w:vAlign w:val="center"/>
+          </w:tcPr>
+          <w:p>
             <w:pPr>
               <w:jc w:val="center"/>
               <w:rPr>
@@ -530,44 +544,6 @@
               <w:rPr>
                 <w:rFonts w:ascii="標楷體" w:eastAsia="標楷體" w:hAnsi="標楷體" w:cs="標楷體"/>
               </w:rPr>
-              <w:t>教材來源</w:t>
-            </w:r>
-          </w:p>
-        </w:tc>
-        <w:tc>
-          <w:tcPr>
-            <w:tcW w:w="2268" w:type="dxa"/>
-            <w:gridSpan w:val="2"/>
-            <w:vAlign w:val="center"/>
-          </w:tcPr>
-          <w:p>
-            <w:pPr>
-              <w:jc w:val="center"/>
-              <w:rPr>
-                <w:rFonts w:ascii="標楷體" w:eastAsia="標楷體" w:hAnsi="標楷體" w:cs="標楷體"/>
-              </w:rPr>
-            </w:pPr>
-          </w:p>
-        </w:tc>
-      </w:tr>
-      <w:tr>
-        <w:tc>
-          <w:tcPr>
-            <w:tcW w:w="1686" w:type="dxa"/>
-            <w:shd w:val="clear" w:color="auto" w:fill="F2F2F2"/>
-            <w:vAlign w:val="center"/>
-          </w:tcPr>
-          <w:p>
-            <w:pPr>
-              <w:jc w:val="center"/>
-              <w:rPr>
-                <w:rFonts w:ascii="標楷體" w:eastAsia="標楷體" w:hAnsi="標楷體" w:cs="標楷體"/>
-              </w:rPr>
-            </w:pPr>
-            <w:r>
-              <w:rPr>
-                <w:rFonts w:ascii="標楷體" w:eastAsia="標楷體" w:hAnsi="標楷體" w:cs="標楷體"/>
-              </w:rPr>
               <w:t>教學節數</w:t>
             </w:r>
           </w:p>
@@ -579,12 +555,9 @@
             <w:vAlign w:val="center"/>
           </w:tcPr>
           <w:p>
-            <w:pPr>
-              <w:jc w:val="center"/>
-              <w:rPr>
-                <w:rFonts w:ascii="標楷體" w:eastAsia="標楷體" w:hAnsi="標楷體" w:cs="標楷體"/>
-              </w:rPr>
-            </w:pPr>
+            <w:r>
+              <w:t>{WeeklyPeriods}</w:t>
+            </w:r>
           </w:p>
         </w:tc>
         <w:tc>
@@ -619,12 +592,9 @@
             <w:vAlign w:val="center"/>
           </w:tcPr>
           <w:p>
-            <w:pPr>
-              <w:jc w:val="center"/>
-              <w:rPr>
-                <w:rFonts w:ascii="標楷體" w:eastAsia="標楷體" w:hAnsi="標楷體" w:cs="標楷體"/>
-              </w:rPr>
-            </w:pPr>
+            <w:r>
+              <w:t>{Teacher}</w:t>
+            </w:r>
           </w:p>
         </w:tc>
       </w:tr>
@@ -668,12 +638,9 @@
             <w:vAlign w:val="center"/>
           </w:tcPr>
           <w:p>
-            <w:pPr>
-              <w:jc w:val="center"/>
-              <w:rPr>
-                <w:rFonts w:ascii="標楷體" w:eastAsia="標楷體" w:hAnsi="標楷體" w:cs="標楷體"/>
-              </w:rPr>
-            </w:pPr>
+            <w:r>
+              <w:t>{CoreCompetencies}</w:t>
+            </w:r>
           </w:p>
         </w:tc>
       </w:tr>
@@ -1706,6 +1673,9 @@
               </w:rPr>
               <w:t>□特需融入學科：</w:t>
             </w:r>
+            <w:r>
+              <w:t xml:space="preserve"> {DomainModeString}</w:t>
+            </w:r>
           </w:p>
         </w:tc>
         <w:tc>
@@ -1716,6 +1686,32 @@
             <w:vAlign w:val="center"/>
           </w:tcPr>
           <w:p>
+            <w:r>
+              <w:t>{DomainModeString}</w:t>
+            </w:r>
+          </w:p>
+        </w:tc>
+        <w:tc>
+          <w:tcPr>
+            <w:tcW w:w="2268" w:type="dxa"/>
+            <w:gridSpan w:val="2"/>
+            <w:vAlign w:val="center"/>
+          </w:tcPr>
+          <w:p>
+            <w:r>
+              <w:t>{CourseName}</w:t>
+            </w:r>
+          </w:p>
+        </w:tc>
+      </w:tr>
+      <w:tr>
+        <w:tc>
+          <w:tcPr>
+            <w:tcW w:w="1686" w:type="dxa"/>
+            <w:shd w:val="clear" w:color="auto" w:fill="F2F2F2"/>
+            <w:vAlign w:val="center"/>
+          </w:tcPr>
+          <w:p>
             <w:pPr>
               <w:jc w:val="center"/>
               <w:rPr>
@@ -1726,44 +1722,6 @@
               <w:rPr>
                 <w:rFonts w:ascii="標楷體" w:eastAsia="標楷體" w:hAnsi="標楷體" w:cs="標楷體"/>
               </w:rPr>
-              <w:t>課程名稱</w:t>
-            </w:r>
-          </w:p>
-        </w:tc>
-        <w:tc>
-          <w:tcPr>
-            <w:tcW w:w="2268" w:type="dxa"/>
-            <w:gridSpan w:val="2"/>
-            <w:vAlign w:val="center"/>
-          </w:tcPr>
-          <w:p>
-            <w:pPr>
-              <w:jc w:val="center"/>
-              <w:rPr>
-                <w:rFonts w:ascii="標楷體" w:eastAsia="標楷體" w:hAnsi="標楷體" w:cs="標楷體"/>
-              </w:rPr>
-            </w:pPr>
-          </w:p>
-        </w:tc>
-      </w:tr>
-      <w:tr>
-        <w:tc>
-          <w:tcPr>
-            <w:tcW w:w="1686" w:type="dxa"/>
-            <w:shd w:val="clear" w:color="auto" w:fill="F2F2F2"/>
-            <w:vAlign w:val="center"/>
-          </w:tcPr>
-          <w:p>
-            <w:pPr>
-              <w:jc w:val="center"/>
-              <w:rPr>
-                <w:rFonts w:ascii="標楷體" w:eastAsia="標楷體" w:hAnsi="標楷體" w:cs="標楷體"/>
-              </w:rPr>
-            </w:pPr>
-            <w:r>
-              <w:rPr>
-                <w:rFonts w:ascii="標楷體" w:eastAsia="標楷體" w:hAnsi="標楷體" w:cs="標楷體"/>
-              </w:rPr>
               <w:t>年級/組別</w:t>
             </w:r>
           </w:p>
@@ -1775,12 +1733,9 @@
             <w:vAlign w:val="center"/>
           </w:tcPr>
           <w:p>
-            <w:pPr>
-              <w:jc w:val="center"/>
-              <w:rPr>
-                <w:rFonts w:ascii="標楷體" w:eastAsia="標楷體" w:hAnsi="標楷體" w:cs="標楷體"/>
-              </w:rPr>
-            </w:pPr>
+            <w:r>
+              <w:t>{Grade}</w:t>
+            </w:r>
           </w:p>
         </w:tc>
         <w:tc>
@@ -1791,6 +1746,32 @@
             <w:vAlign w:val="center"/>
           </w:tcPr>
           <w:p>
+            <w:r>
+              <w:t>{MaterialSource}</w:t>
+            </w:r>
+          </w:p>
+        </w:tc>
+        <w:tc>
+          <w:tcPr>
+            <w:tcW w:w="2268" w:type="dxa"/>
+            <w:gridSpan w:val="2"/>
+            <w:vAlign w:val="center"/>
+          </w:tcPr>
+          <w:p>
+            <w:r>
+              <w:t>{MaterialSource}</w:t>
+            </w:r>
+          </w:p>
+        </w:tc>
+      </w:tr>
+      <w:tr>
+        <w:tc>
+          <w:tcPr>
+            <w:tcW w:w="1686" w:type="dxa"/>
+            <w:shd w:val="clear" w:color="auto" w:fill="F2F2F2"/>
+            <w:vAlign w:val="center"/>
+          </w:tcPr>
+          <w:p>
             <w:pPr>
               <w:jc w:val="center"/>
               <w:rPr>
@@ -1801,44 +1782,6 @@
               <w:rPr>
                 <w:rFonts w:ascii="標楷體" w:eastAsia="標楷體" w:hAnsi="標楷體" w:cs="標楷體"/>
               </w:rPr>
-              <w:t>教材來源</w:t>
-            </w:r>
-          </w:p>
-        </w:tc>
-        <w:tc>
-          <w:tcPr>
-            <w:tcW w:w="2268" w:type="dxa"/>
-            <w:gridSpan w:val="2"/>
-            <w:vAlign w:val="center"/>
-          </w:tcPr>
-          <w:p>
-            <w:pPr>
-              <w:jc w:val="center"/>
-              <w:rPr>
-                <w:rFonts w:ascii="標楷體" w:eastAsia="標楷體" w:hAnsi="標楷體" w:cs="標楷體"/>
-              </w:rPr>
-            </w:pPr>
-          </w:p>
-        </w:tc>
-      </w:tr>
-      <w:tr>
-        <w:tc>
-          <w:tcPr>
-            <w:tcW w:w="1686" w:type="dxa"/>
-            <w:shd w:val="clear" w:color="auto" w:fill="F2F2F2"/>
-            <w:vAlign w:val="center"/>
-          </w:tcPr>
-          <w:p>
-            <w:pPr>
-              <w:jc w:val="center"/>
-              <w:rPr>
-                <w:rFonts w:ascii="標楷體" w:eastAsia="標楷體" w:hAnsi="標楷體" w:cs="標楷體"/>
-              </w:rPr>
-            </w:pPr>
-            <w:r>
-              <w:rPr>
-                <w:rFonts w:ascii="標楷體" w:eastAsia="標楷體" w:hAnsi="標楷體" w:cs="標楷體"/>
-              </w:rPr>
               <w:t>教學節數</w:t>
             </w:r>
           </w:p>
@@ -1850,12 +1793,9 @@
             <w:vAlign w:val="center"/>
           </w:tcPr>
           <w:p>
-            <w:pPr>
-              <w:jc w:val="center"/>
-              <w:rPr>
-                <w:rFonts w:ascii="標楷體" w:eastAsia="標楷體" w:hAnsi="標楷體" w:cs="標楷體"/>
-              </w:rPr>
-            </w:pPr>
+            <w:r>
+              <w:t>{WeeklyPeriods}</w:t>
+            </w:r>
           </w:p>
         </w:tc>
         <w:tc>
@@ -1890,12 +1830,9 @@
             <w:vAlign w:val="center"/>
           </w:tcPr>
           <w:p>
-            <w:pPr>
-              <w:jc w:val="center"/>
-              <w:rPr>
-                <w:rFonts w:ascii="標楷體" w:eastAsia="標楷體" w:hAnsi="標楷體" w:cs="標楷體"/>
-              </w:rPr>
-            </w:pPr>
+            <w:r>
+              <w:t>{Teacher}</w:t>
+            </w:r>
           </w:p>
         </w:tc>
       </w:tr>
@@ -1939,12 +1876,9 @@
             <w:vAlign w:val="center"/>
           </w:tcPr>
           <w:p>
-            <w:pPr>
-              <w:jc w:val="center"/>
-              <w:rPr>
-                <w:rFonts w:ascii="標楷體" w:eastAsia="標楷體" w:hAnsi="標楷體" w:cs="標楷體"/>
-              </w:rPr>
-            </w:pPr>
+            <w:r>
+              <w:t>{CoreCompetencies}</w:t>
+            </w:r>
           </w:p>
         </w:tc>
       </w:tr>

--- a/public/curriculum_template.docx
+++ b/public/curriculum_template.docx
@@ -449,7 +449,7 @@
           </w:tcPr>
           <w:p>
             <w:r>
-              <w:t>{DomainModeString}</w:t>
+              <w:t>課程名稱</w:t>
             </w:r>
           </w:p>
         </w:tc>
@@ -509,7 +509,7 @@
           </w:tcPr>
           <w:p>
             <w:r>
-              <w:t>{MaterialSource}</w:t>
+              <w:t>教材來源</w:t>
             </w:r>
           </w:p>
         </w:tc>
@@ -568,20 +568,8 @@
             <w:vAlign w:val="center"/>
           </w:tcPr>
           <w:p>
-            <w:pPr>
-              <w:jc w:val="center"/>
-              <w:rPr>
-                <w:rFonts w:ascii="標楷體" w:eastAsia="標楷體" w:hAnsi="標楷體" w:cs="標楷體"/>
-              </w:rPr>
-            </w:pPr>
-            <w:r>
-              <w:rPr>
-                <w:rFonts w:ascii="標楷體" w:eastAsia="標楷體" w:hAnsi="標楷體" w:cs="標楷體"/>
-              </w:rPr>
+            <w:r>
               <w:t>設計者/教學者</w:t>
-            </w:r>
-            <w:r>
-              <w:t>：{Teacher}</w:t>
             </w:r>
           </w:p>
         </w:tc>
@@ -1687,7 +1675,7 @@
           </w:tcPr>
           <w:p>
             <w:r>
-              <w:t>{DomainModeString}</w:t>
+              <w:t>課程名稱</w:t>
             </w:r>
           </w:p>
         </w:tc>
@@ -1747,7 +1735,7 @@
           </w:tcPr>
           <w:p>
             <w:r>
-              <w:t>{MaterialSource}</w:t>
+              <w:t>教材來源</w:t>
             </w:r>
           </w:p>
         </w:tc>
@@ -1806,20 +1794,8 @@
             <w:vAlign w:val="center"/>
           </w:tcPr>
           <w:p>
-            <w:pPr>
-              <w:jc w:val="center"/>
-              <w:rPr>
-                <w:rFonts w:ascii="標楷體" w:eastAsia="標楷體" w:hAnsi="標楷體" w:cs="標楷體"/>
-              </w:rPr>
-            </w:pPr>
-            <w:r>
-              <w:rPr>
-                <w:rFonts w:ascii="標楷體" w:eastAsia="標楷體" w:hAnsi="標楷體" w:cs="標楷體"/>
-              </w:rPr>
+            <w:r>
               <w:t>設計者/教學者</w:t>
-            </w:r>
-            <w:r>
-              <w:t>：{Teacher}</w:t>
             </w:r>
           </w:p>
         </w:tc>

--- a/public/curriculum_template.docx
+++ b/public/curriculum_template.docx
@@ -239,44 +239,57 @@
       <w:r>
         <w:rPr>
           <w:rFonts w:ascii="標楷體" w:eastAsia="標楷體" w:hAnsi="標楷體" w:cs="標楷體" w:hint="eastAsia"/>
+          <w:color w:val="EE0000"/>
         </w:rPr>
         <w:t>楠梓</w:t>
       </w:r>
       <w:r>
         <w:rPr>
           <w:rFonts w:ascii="標楷體" w:eastAsia="標楷體" w:hAnsi="標楷體" w:cs="標楷體"/>
+          <w:color w:val="EE0000"/>
         </w:rPr>
         <w:t>區</w:t>
       </w:r>
       <w:r>
         <w:rPr>
           <w:rFonts w:ascii="標楷體" w:eastAsia="標楷體" w:hAnsi="標楷體" w:cs="標楷體" w:hint="eastAsia"/>
+          <w:color w:val="EE0000"/>
         </w:rPr>
         <w:t>莒光</w:t>
       </w:r>
       <w:r>
         <w:rPr>
           <w:rFonts w:ascii="標楷體" w:eastAsia="標楷體" w:hAnsi="標楷體" w:cs="標楷體"/>
+          <w:color w:val="EE0000"/>
         </w:rPr>
         <w:t>國小11</w:t>
       </w:r>
       <w:r>
         <w:rPr>
           <w:rFonts w:ascii="標楷體" w:eastAsia="標楷體" w:hAnsi="標楷體" w:cs="標楷體"/>
+          <w:color w:val="EE0000"/>
         </w:rPr>
         <w:t>5</w:t>
       </w:r>
       <w:r>
         <w:rPr>
           <w:rFonts w:ascii="標楷體" w:eastAsia="標楷體" w:hAnsi="標楷體" w:cs="標楷體" w:hint="eastAsia"/>
+          <w:color w:val="EE0000"/>
         </w:rPr>
         <w:t>學</w:t>
       </w:r>
       <w:r>
         <w:rPr>
           <w:rFonts w:ascii="標楷體" w:eastAsia="標楷體" w:hAnsi="標楷體" w:cs="標楷體"/>
-        </w:rPr>
-        <w:t>年度第</w:t>
+          <w:color w:val="EE0000"/>
+        </w:rPr>
+        <w:t>年度</w:t>
+      </w:r>
+      <w:r>
+        <w:rPr>
+          <w:rFonts w:ascii="標楷體" w:eastAsia="標楷體" w:hAnsi="標楷體" w:cs="標楷體"/>
+        </w:rPr>
+        <w:t>第</w:t>
       </w:r>
       <w:r>
         <w:rPr>
@@ -855,7 +868,6 @@
             <w:vAlign w:val="center"/>
           </w:tcPr>
           <w:p>
-            <w:r/>
             <w:r>
               <w:t>{#IndRuns}{#isAdd}</w:t>
             </w:r>
@@ -941,9 +953,7 @@
     </w:p>
     <w:p>
       <w:pPr>
-        <w:spacing w:line="140" w:lineRule="auto"/>
         <w:ind w:right="420"/>
-        <w:jc w:val="right"/>
         <w:rPr>
           <w:rFonts w:ascii="標楷體" w:eastAsia="標楷體" w:hAnsi="標楷體" w:cs="標楷體"/>
           <w:b/>
@@ -951,27 +961,15 @@
           <w:szCs w:val="20"/>
         </w:rPr>
       </w:pPr>
-    </w:p>
-    <w:p>
-      <w:pPr>
-        <w:rPr>
-          <w:rFonts w:ascii="Times New Roman" w:eastAsia="Times New Roman" w:hAnsi="Times New Roman" w:cs="Times New Roman"/>
-        </w:rPr>
-      </w:pPr>
-      <w:sdt>
-        <w:sdtPr>
-          <w:tag w:val="goog_rdk_7"/>
-          <w:id w:val="-1621288317"/>
-        </w:sdtPr>
-        <w:sdtContent>
-          <w:r>
-            <w:rPr>
-              <w:rFonts w:ascii="Gungsuh" w:eastAsia="Gungsuh" w:hAnsi="Gungsuh" w:cs="Gungsuh"/>
-            </w:rPr>
-            <w:t xml:space="preserve">填表教師：          　 </w:t>
-          </w:r>
-        </w:sdtContent>
-      </w:sdt>
+      <w:r>
+        <w:rPr>
+          <w:rFonts w:ascii="Gungsuh" w:eastAsia="Gungsuh" w:hAnsi="Gungsuh" w:cs="Gungsuh"/>
+        </w:rPr>
+        <w:t xml:space="preserve">填表教師：  </w:t>
+      </w:r>
+      <w:r>
+        <w:t>{Teacher}</w:t>
+      </w:r>
     </w:p>
     <w:p>
       <w:pPr>
@@ -996,7 +994,7 @@
       <w:sdt>
         <w:sdtPr>
           <w:tag w:val="goog_rdk_8"/>
-          <w:id w:val="1683242170"/>
+          <w:id w:val="832414958"/>
         </w:sdtPr>
         <w:sdtContent>
           <w:r>
@@ -1010,231 +1008,68 @@
       </w:sdt>
     </w:p>
     <w:p>
+      <w:r>
+        <w:t>1.</w:t>
+      </w:r>
+      <w:r>
+        <w:t>本學年實際上課日數及補休補班調整，仍依教育局公告之本學年度重要行事曆辦理。</w:t>
+      </w:r>
+    </w:p>
+    <w:p>
+      <w:r>
+        <w:t>2.</w:t>
+      </w:r>
+      <w:r>
+        <w:t>融入議題參考：性別平等教育、人權教育、環境教育、海洋教育、科技教育、能源教育、家庭教育、原住民族教育、品德教育、生命教育、法治教育、資訊教育、安全教育、防災教育、生涯規劃教育、多元文化教育、閱讀素養教育、戶外教育、國際教育</w:t>
+      </w:r>
+      <w:r>
+        <w:t>…</w:t>
+      </w:r>
+      <w:r>
+        <w:t>等（上述議題係參考「十二年國教課綱議題融入說明手冊」所列出，各校亦可選擇適合之議題填入）。</w:t>
+      </w:r>
+    </w:p>
+    <w:p>
+      <w:r>
+        <w:t>3.</w:t>
+      </w:r>
+      <w:r>
+        <w:t>評量方式填寫參考：口頭評量、紙筆評量、實作評量、教師觀察、學生自評、同儕互評或其他適合之評量方式。</w:t>
+      </w:r>
+    </w:p>
+    <w:p>
       <w:pPr>
-        <w:numPr>
-          <w:ilvl w:val="0"/>
-          <w:numId w:val="1"/>
-        </w:numPr>
-        <w:pBdr>
-          <w:top w:val="nil"/>
-          <w:left w:val="nil"/>
-          <w:bottom w:val="nil"/>
-          <w:right w:val="nil"/>
-          <w:between w:val="nil"/>
-        </w:pBdr>
-        <w:spacing w:line="360" w:lineRule="auto"/>
         <w:rPr>
           <w:rFonts w:ascii="Times New Roman" w:eastAsia="Times New Roman" w:hAnsi="Times New Roman" w:cs="Times New Roman"/>
-          <w:color w:val="000000"/>
-          <w:sz w:val="20"/>
-          <w:szCs w:val="20"/>
         </w:rPr>
       </w:pPr>
-      <w:sdt>
-        <w:sdtPr>
-          <w:tag w:val="goog_rdk_9"/>
-          <w:id w:val="-252055283"/>
-        </w:sdtPr>
-        <w:sdtContent>
-          <w:r>
-            <w:rPr>
-              <w:rFonts w:ascii="Gungsuh" w:eastAsia="Gungsuh" w:hAnsi="Gungsuh" w:cs="Gungsuh"/>
-              <w:sz w:val="20"/>
-              <w:szCs w:val="20"/>
-            </w:rPr>
-            <w:t>上學期上課總日數99天/下學期上課總天數92天</w:t>
-          </w:r>
-        </w:sdtContent>
-      </w:sdt>
-      <w:sdt>
-        <w:sdtPr>
-          <w:tag w:val="goog_rdk_10"/>
-          <w:id w:val="-362591798"/>
-        </w:sdtPr>
-        <w:sdtContent>
-          <w:r>
-            <w:rPr>
-              <w:rFonts w:ascii="Gungsuh" w:eastAsia="Gungsuh" w:hAnsi="Gungsuh" w:cs="Gungsuh"/>
-              <w:color w:val="000000"/>
-              <w:sz w:val="20"/>
-              <w:szCs w:val="20"/>
-            </w:rPr>
-            <w:t>。</w:t>
-          </w:r>
-        </w:sdtContent>
-      </w:sdt>
     </w:p>
     <w:p>
       <w:pPr>
-        <w:numPr>
-          <w:ilvl w:val="0"/>
-          <w:numId w:val="1"/>
-        </w:numPr>
-        <w:pBdr>
-          <w:top w:val="nil"/>
-          <w:left w:val="nil"/>
-          <w:bottom w:val="nil"/>
-          <w:right w:val="nil"/>
-          <w:between w:val="nil"/>
-        </w:pBdr>
-        <w:spacing w:line="360" w:lineRule="auto"/>
         <w:rPr>
           <w:rFonts w:ascii="Times New Roman" w:eastAsia="Times New Roman" w:hAnsi="Times New Roman" w:cs="Times New Roman"/>
-          <w:color w:val="000000"/>
-          <w:sz w:val="20"/>
-          <w:szCs w:val="20"/>
         </w:rPr>
       </w:pPr>
-      <w:r>
-        <w:rPr>
-          <w:rFonts w:ascii="Times New Roman" w:eastAsia="Times New Roman" w:hAnsi="Times New Roman" w:cs="Times New Roman"/>
-          <w:color w:val="000000"/>
-          <w:sz w:val="20"/>
-          <w:szCs w:val="20"/>
-        </w:rPr>
-        <w:t>11</w:t>
-      </w:r>
-      <w:r>
-        <w:rPr>
-          <w:rFonts w:ascii="Times New Roman" w:eastAsia="Times New Roman" w:hAnsi="Times New Roman" w:cs="Times New Roman"/>
-          <w:sz w:val="20"/>
-          <w:szCs w:val="20"/>
-        </w:rPr>
-        <w:t>4</w:t>
-      </w:r>
-      <w:sdt>
-        <w:sdtPr>
-          <w:tag w:val="goog_rdk_11"/>
-          <w:id w:val="359783143"/>
-        </w:sdtPr>
-        <w:sdtContent>
-          <w:r>
-            <w:rPr>
-              <w:rFonts w:ascii="Gungsuh" w:eastAsia="Gungsuh" w:hAnsi="Gungsuh" w:cs="Gungsuh"/>
-              <w:color w:val="000000"/>
-              <w:sz w:val="20"/>
-              <w:szCs w:val="20"/>
-            </w:rPr>
-            <w:t>學年實際上課日數及補休補班調整，仍依本局公告之11</w:t>
-          </w:r>
-        </w:sdtContent>
-      </w:sdt>
-      <w:r>
-        <w:rPr>
-          <w:rFonts w:ascii="Times New Roman" w:eastAsia="Times New Roman" w:hAnsi="Times New Roman" w:cs="Times New Roman"/>
-          <w:sz w:val="20"/>
-          <w:szCs w:val="20"/>
-        </w:rPr>
-        <w:t>4</w:t>
-      </w:r>
-      <w:sdt>
-        <w:sdtPr>
-          <w:tag w:val="goog_rdk_12"/>
-          <w:id w:val="955142999"/>
-        </w:sdtPr>
-        <w:sdtContent>
-          <w:r>
-            <w:rPr>
-              <w:rFonts w:ascii="Gungsuh" w:eastAsia="Gungsuh" w:hAnsi="Gungsuh" w:cs="Gungsuh"/>
-              <w:color w:val="000000"/>
-              <w:sz w:val="20"/>
-              <w:szCs w:val="20"/>
-            </w:rPr>
-            <w:t>學年度重要行事曆辦理。</w:t>
-          </w:r>
-        </w:sdtContent>
-      </w:sdt>
-    </w:p>
-    <w:p>
-      <w:pPr>
-        <w:numPr>
-          <w:ilvl w:val="0"/>
-          <w:numId w:val="1"/>
-        </w:numPr>
-        <w:pBdr>
-          <w:top w:val="nil"/>
-          <w:left w:val="nil"/>
-          <w:bottom w:val="nil"/>
-          <w:right w:val="nil"/>
-          <w:between w:val="nil"/>
-        </w:pBdr>
-        <w:spacing w:line="360" w:lineRule="auto"/>
-        <w:ind w:left="482" w:hanging="482"/>
-        <w:rPr>
-          <w:rFonts w:ascii="Times New Roman" w:eastAsia="Times New Roman" w:hAnsi="Times New Roman" w:cs="Times New Roman"/>
-          <w:color w:val="000000"/>
-          <w:sz w:val="20"/>
-          <w:szCs w:val="20"/>
-        </w:rPr>
-      </w:pPr>
-      <w:sdt>
-        <w:sdtPr>
-          <w:tag w:val="goog_rdk_13"/>
-          <w:id w:val="2125109836"/>
-        </w:sdtPr>
-        <w:sdtContent>
-          <w:r>
-            <w:rPr>
-              <w:rFonts w:ascii="Gungsuh" w:eastAsia="Gungsuh" w:hAnsi="Gungsuh" w:cs="Gungsuh"/>
-              <w:color w:val="000000"/>
-              <w:sz w:val="20"/>
-              <w:szCs w:val="20"/>
-            </w:rPr>
-            <w:t>融入議題參考：性別平等教育、人權教育、環境教育、海洋教育、科技教育、能源教育、家庭教育、原住民族教育、品德教育、生命教育、法治教育、資訊教育、安全教育、防災教育、生涯規劃教育、多元文化教育、閱讀素養教育、戶外教育、國際教育…等（上述議題係參考「十二年國教課綱議題融入說明手冊」所列出，各校亦可選擇適合之議題填入）。</w:t>
-          </w:r>
-        </w:sdtContent>
-      </w:sdt>
-    </w:p>
-    <w:p>
-      <w:pPr>
-        <w:numPr>
-          <w:ilvl w:val="0"/>
-          <w:numId w:val="1"/>
-        </w:numPr>
-        <w:pBdr>
-          <w:top w:val="nil"/>
-          <w:left w:val="nil"/>
-          <w:bottom w:val="nil"/>
-          <w:right w:val="nil"/>
-          <w:between w:val="nil"/>
-        </w:pBdr>
-        <w:spacing w:line="360" w:lineRule="auto"/>
-        <w:ind w:left="482" w:hanging="482"/>
-        <w:rPr>
-          <w:rFonts w:ascii="Times New Roman" w:eastAsia="Times New Roman" w:hAnsi="Times New Roman" w:cs="Times New Roman"/>
-          <w:color w:val="000000"/>
-          <w:sz w:val="20"/>
-          <w:szCs w:val="20"/>
-        </w:rPr>
-      </w:pPr>
-      <w:sdt>
-        <w:sdtPr>
-          <w:tag w:val="goog_rdk_14"/>
-          <w:id w:val="-1431587601"/>
-        </w:sdtPr>
-        <w:sdtContent>
-          <w:r>
-            <w:rPr>
-              <w:rFonts w:ascii="Gungsuh" w:eastAsia="Gungsuh" w:hAnsi="Gungsuh" w:cs="Gungsuh"/>
-              <w:color w:val="000000"/>
-              <w:sz w:val="20"/>
-              <w:szCs w:val="20"/>
-            </w:rPr>
-            <w:t>評量方式填寫參考：口頭評量、紙筆評量、實作評量、教師觀察、學生自評、同儕互評或其他適合之評量方式。</w:t>
-          </w:r>
-        </w:sdtContent>
-      </w:sdt>
+    </w:p>
+    <w:p>
+      <w:r>
+        <w:t>{/</w:t>
+      </w:r>
+      <w:proofErr w:type="spellStart"/>
+      <w:r>
+        <w:t>isFirstSemester</w:t>
+      </w:r>
+      <w:proofErr w:type="spellEnd"/>
+      <w:r>
+        <w:t>}</w:t>
+      </w:r>
     </w:p>
     <w:p>
       <w:r>
         <w:br w:type="page"/>
       </w:r>
     </w:p>
-    <w:p>
-      <w:r>
-        <w:t>{/isFirstSemester}</w:t>
-      </w:r>
-    </w:p>
+    <w:p/>
     <w:p>
       <w:r>
         <w:t>{#isSecondSemester}</w:t>
@@ -1251,7 +1086,6 @@
         <w:rPr>
           <w:noProof/>
         </w:rPr>
-        <w:lastRenderedPageBreak/>
         <mc:AlternateContent>
           <mc:Choice Requires="wps">
             <w:drawing>
@@ -1473,38 +1307,50 @@
       <w:r>
         <w:rPr>
           <w:rFonts w:ascii="標楷體" w:eastAsia="標楷體" w:hAnsi="標楷體" w:cs="標楷體" w:hint="eastAsia"/>
+          <w:color w:val="EE0000"/>
         </w:rPr>
         <w:t>楠梓</w:t>
       </w:r>
       <w:r>
         <w:rPr>
           <w:rFonts w:ascii="標楷體" w:eastAsia="標楷體" w:hAnsi="標楷體" w:cs="標楷體"/>
+          <w:color w:val="EE0000"/>
         </w:rPr>
         <w:t>區</w:t>
       </w:r>
       <w:r>
         <w:rPr>
           <w:rFonts w:ascii="標楷體" w:eastAsia="標楷體" w:hAnsi="標楷體" w:cs="標楷體" w:hint="eastAsia"/>
+          <w:color w:val="EE0000"/>
         </w:rPr>
         <w:t>莒光</w:t>
       </w:r>
       <w:r>
         <w:rPr>
           <w:rFonts w:ascii="標楷體" w:eastAsia="標楷體" w:hAnsi="標楷體" w:cs="標楷體"/>
+          <w:color w:val="EE0000"/>
         </w:rPr>
         <w:t>國小11</w:t>
       </w:r>
       <w:r>
         <w:rPr>
           <w:rFonts w:ascii="標楷體" w:eastAsia="標楷體" w:hAnsi="標楷體" w:cs="標楷體"/>
+          <w:color w:val="EE0000"/>
         </w:rPr>
         <w:t>5</w:t>
       </w:r>
       <w:r>
         <w:rPr>
           <w:rFonts w:ascii="標楷體" w:eastAsia="標楷體" w:hAnsi="標楷體" w:cs="標楷體"/>
-        </w:rPr>
-        <w:t>學年度第</w:t>
+          <w:color w:val="EE0000"/>
+        </w:rPr>
+        <w:t>學年度</w:t>
+      </w:r>
+      <w:r>
+        <w:rPr>
+          <w:rFonts w:ascii="標楷體" w:eastAsia="標楷體" w:hAnsi="標楷體" w:cs="標楷體"/>
+        </w:rPr>
+        <w:t>第</w:t>
       </w:r>
       <w:r>
         <w:rPr>
@@ -2083,7 +1929,6 @@
             <w:vAlign w:val="center"/>
           </w:tcPr>
           <w:p>
-            <w:r/>
             <w:r>
               <w:t>{#IndRuns}{#isAdd}</w:t>
             </w:r>
@@ -2180,7 +2025,7 @@
     </w:p>
     <w:p>
       <w:pPr>
-        <w:spacing w:line="120" w:lineRule="auto"/>
+        <w:ind w:right="420"/>
         <w:rPr>
           <w:rFonts w:ascii="標楷體" w:eastAsia="標楷體" w:hAnsi="標楷體" w:cs="標楷體"/>
           <w:b/>
@@ -2188,45 +2033,15 @@
           <w:szCs w:val="20"/>
         </w:rPr>
       </w:pPr>
-    </w:p>
-    <w:p>
-      <w:pPr>
-        <w:rPr>
-          <w:rFonts w:ascii="Times New Roman" w:eastAsia="Times New Roman" w:hAnsi="Times New Roman" w:cs="Times New Roman"/>
-        </w:rPr>
-      </w:pPr>
-      <w:sdt>
-        <w:sdtPr>
-          <w:tag w:val="goog_rdk_7"/>
-          <w:id w:val="-1025407114"/>
-        </w:sdtPr>
-        <w:sdtContent>
-          <w:r>
-            <w:rPr>
-              <w:rFonts w:ascii="新細明體" w:eastAsia="新細明體" w:hAnsi="新細明體" w:cs="新細明體" w:hint="eastAsia"/>
-            </w:rPr>
-            <w:t>填</w:t>
-          </w:r>
-          <w:r>
-            <w:rPr>
-              <w:rFonts w:ascii="Gungsuh" w:eastAsia="Gungsuh" w:hAnsi="Gungsuh" w:cs="Gungsuh"/>
-            </w:rPr>
-            <w:t>表</w:t>
-          </w:r>
-          <w:r>
-            <w:rPr>
-              <w:rFonts w:ascii="新細明體" w:eastAsia="新細明體" w:hAnsi="新細明體" w:cs="新細明體" w:hint="eastAsia"/>
-            </w:rPr>
-            <w:t>教</w:t>
-          </w:r>
-          <w:r>
-            <w:rPr>
-              <w:rFonts w:ascii="Gungsuh" w:eastAsia="Gungsuh" w:hAnsi="Gungsuh" w:cs="Gungsuh"/>
-            </w:rPr>
-            <w:t xml:space="preserve">師：          　 </w:t>
-          </w:r>
-        </w:sdtContent>
-      </w:sdt>
+      <w:r>
+        <w:rPr>
+          <w:rFonts w:ascii="Gungsuh" w:eastAsia="Gungsuh" w:hAnsi="Gungsuh" w:cs="Gungsuh"/>
+        </w:rPr>
+        <w:t xml:space="preserve">填表教師：  </w:t>
+      </w:r>
+      <w:r>
+        <w:t>{Teacher}</w:t>
+      </w:r>
     </w:p>
     <w:p>
       <w:pPr>
@@ -2251,7 +2066,7 @@
       <w:sdt>
         <w:sdtPr>
           <w:tag w:val="goog_rdk_8"/>
-          <w:id w:val="525144822"/>
+          <w:id w:val="-1784872542"/>
         </w:sdtPr>
         <w:sdtContent>
           <w:r>
@@ -2265,19 +2080,55 @@
       </w:sdt>
     </w:p>
     <w:p>
+      <w:r>
+        <w:t>1.</w:t>
+      </w:r>
+      <w:r>
+        <w:t>本學年實際上課日數及補休補班調整，仍依教育局公告之本學年度重要行事曆辦理。</w:t>
+      </w:r>
+    </w:p>
+    <w:p>
+      <w:r>
+        <w:t>2.</w:t>
+      </w:r>
+      <w:r>
+        <w:t>融入議題參考：性別平等教育、人權教育、環境教育、海洋教育、科技教育、能源教育、家庭教育、原住民族教育、品德教育、生命教育、法治教育、資訊教育、安全教育、防災教育、生涯規劃教育、多元文化教育、閱讀素養教育、戶外教育、國際教育</w:t>
+      </w:r>
+      <w:r>
+        <w:t>…</w:t>
+      </w:r>
+      <w:r>
+        <w:t>等（上述議題係參考「十二年國教課綱議題融入說明手冊」所列出，各校亦可選擇適合之議題填入）。</w:t>
+      </w:r>
+    </w:p>
+    <w:p>
+      <w:r>
+        <w:t>3.</w:t>
+      </w:r>
+      <w:r>
+        <w:t>評量方式填寫參考：口頭評量、紙筆評量、實作評量、教師觀察、學生自評、同儕互評或其他適合之評量方式。</w:t>
+      </w:r>
+    </w:p>
+    <w:p>
       <w:pPr>
-        <w:numPr>
-          <w:ilvl w:val="0"/>
-          <w:numId w:val="1"/>
-        </w:numPr>
-        <w:pBdr>
-          <w:top w:val="nil"/>
-          <w:left w:val="nil"/>
-          <w:bottom w:val="nil"/>
-          <w:right w:val="nil"/>
-          <w:between w:val="nil"/>
-        </w:pBdr>
-        <w:spacing w:line="360" w:lineRule="auto"/>
+        <w:rPr>
+          <w:rFonts w:ascii="Times New Roman" w:eastAsia="Times New Roman" w:hAnsi="Times New Roman" w:cs="Times New Roman"/>
+        </w:rPr>
+      </w:pPr>
+    </w:p>
+    <w:p>
+      <w:pPr>
+        <w:spacing w:line="120" w:lineRule="auto"/>
+        <w:rPr>
+          <w:rFonts w:ascii="標楷體" w:eastAsia="標楷體" w:hAnsi="標楷體" w:cs="標楷體"/>
+          <w:b/>
+          <w:sz w:val="20"/>
+          <w:szCs w:val="20"/>
+        </w:rPr>
+      </w:pPr>
+    </w:p>
+    <w:p>
+      <w:pPr>
         <w:rPr>
           <w:rFonts w:ascii="Times New Roman" w:eastAsia="Times New Roman" w:hAnsi="Times New Roman" w:cs="Times New Roman"/>
           <w:color w:val="000000"/>
@@ -2285,614 +2136,6 @@
           <w:szCs w:val="20"/>
         </w:rPr>
       </w:pPr>
-      <w:sdt>
-        <w:sdtPr>
-          <w:tag w:val="goog_rdk_9"/>
-          <w:id w:val="-1572187506"/>
-        </w:sdtPr>
-        <w:sdtContent>
-          <w:r>
-            <w:rPr>
-              <w:rFonts w:ascii="Gungsuh" w:eastAsia="Gungsuh" w:hAnsi="Gungsuh" w:cs="Gungsuh"/>
-              <w:sz w:val="20"/>
-              <w:szCs w:val="20"/>
-            </w:rPr>
-            <w:t>上學期上課總日數99天/下學期上課總天數92天</w:t>
-          </w:r>
-        </w:sdtContent>
-      </w:sdt>
-      <w:sdt>
-        <w:sdtPr>
-          <w:tag w:val="goog_rdk_10"/>
-          <w:id w:val="1451903675"/>
-        </w:sdtPr>
-        <w:sdtContent>
-          <w:r>
-            <w:rPr>
-              <w:rFonts w:ascii="Gungsuh" w:eastAsia="Gungsuh" w:hAnsi="Gungsuh" w:cs="Gungsuh"/>
-              <w:color w:val="000000"/>
-              <w:sz w:val="20"/>
-              <w:szCs w:val="20"/>
-            </w:rPr>
-            <w:t>。</w:t>
-          </w:r>
-        </w:sdtContent>
-      </w:sdt>
-    </w:p>
-    <w:p>
-      <w:pPr>
-        <w:numPr>
-          <w:ilvl w:val="0"/>
-          <w:numId w:val="1"/>
-        </w:numPr>
-        <w:pBdr>
-          <w:top w:val="nil"/>
-          <w:left w:val="nil"/>
-          <w:bottom w:val="nil"/>
-          <w:right w:val="nil"/>
-          <w:between w:val="nil"/>
-        </w:pBdr>
-        <w:spacing w:line="360" w:lineRule="auto"/>
-        <w:rPr>
-          <w:rFonts w:ascii="Times New Roman" w:eastAsia="Times New Roman" w:hAnsi="Times New Roman" w:cs="Times New Roman"/>
-          <w:color w:val="000000"/>
-          <w:sz w:val="20"/>
-          <w:szCs w:val="20"/>
-        </w:rPr>
-      </w:pPr>
-      <w:r>
-        <w:rPr>
-          <w:rFonts w:ascii="Times New Roman" w:eastAsia="Times New Roman" w:hAnsi="Times New Roman" w:cs="Times New Roman"/>
-          <w:color w:val="000000"/>
-          <w:sz w:val="20"/>
-          <w:szCs w:val="20"/>
-        </w:rPr>
-        <w:t>11</w:t>
-      </w:r>
-      <w:r>
-        <w:rPr>
-          <w:rFonts w:ascii="Times New Roman" w:eastAsia="Times New Roman" w:hAnsi="Times New Roman" w:cs="Times New Roman"/>
-          <w:sz w:val="20"/>
-          <w:szCs w:val="20"/>
-        </w:rPr>
-        <w:t>4</w:t>
-      </w:r>
-      <w:sdt>
-        <w:sdtPr>
-          <w:tag w:val="goog_rdk_11"/>
-          <w:id w:val="934859856"/>
-        </w:sdtPr>
-        <w:sdtContent>
-          <w:r>
-            <w:rPr>
-              <w:rFonts w:ascii="Gungsuh" w:eastAsia="Gungsuh" w:hAnsi="Gungsuh" w:cs="Gungsuh"/>
-              <w:color w:val="000000"/>
-              <w:sz w:val="20"/>
-              <w:szCs w:val="20"/>
-            </w:rPr>
-            <w:t>學年實際上課日數及補休補班調整，仍依本局公告之11</w:t>
-          </w:r>
-        </w:sdtContent>
-      </w:sdt>
-      <w:r>
-        <w:rPr>
-          <w:rFonts w:ascii="Times New Roman" w:eastAsia="Times New Roman" w:hAnsi="Times New Roman" w:cs="Times New Roman"/>
-          <w:sz w:val="20"/>
-          <w:szCs w:val="20"/>
-        </w:rPr>
-        <w:t>4</w:t>
-      </w:r>
-      <w:sdt>
-        <w:sdtPr>
-          <w:tag w:val="goog_rdk_12"/>
-          <w:id w:val="1614170342"/>
-        </w:sdtPr>
-        <w:sdtContent>
-          <w:r>
-            <w:rPr>
-              <w:rFonts w:ascii="Gungsuh" w:eastAsia="Gungsuh" w:hAnsi="Gungsuh" w:cs="Gungsuh"/>
-              <w:color w:val="000000"/>
-              <w:sz w:val="20"/>
-              <w:szCs w:val="20"/>
-            </w:rPr>
-            <w:t>學年度重要行事曆辦理。</w:t>
-          </w:r>
-        </w:sdtContent>
-      </w:sdt>
-    </w:p>
-    <w:p>
-      <w:pPr>
-        <w:numPr>
-          <w:ilvl w:val="0"/>
-          <w:numId w:val="1"/>
-        </w:numPr>
-        <w:pBdr>
-          <w:top w:val="nil"/>
-          <w:left w:val="nil"/>
-          <w:bottom w:val="nil"/>
-          <w:right w:val="nil"/>
-          <w:between w:val="nil"/>
-        </w:pBdr>
-        <w:spacing w:line="360" w:lineRule="auto"/>
-        <w:ind w:left="482" w:hanging="482"/>
-        <w:rPr>
-          <w:rFonts w:ascii="Times New Roman" w:eastAsia="Times New Roman" w:hAnsi="Times New Roman" w:cs="Times New Roman"/>
-          <w:color w:val="000000"/>
-          <w:sz w:val="20"/>
-          <w:szCs w:val="20"/>
-        </w:rPr>
-      </w:pPr>
-      <w:sdt>
-        <w:sdtPr>
-          <w:tag w:val="goog_rdk_13"/>
-          <w:id w:val="-231551765"/>
-        </w:sdtPr>
-        <w:sdtContent>
-          <w:r>
-            <w:rPr>
-              <w:rFonts w:ascii="Gungsuh" w:eastAsia="Gungsuh" w:hAnsi="Gungsuh" w:cs="Gungsuh"/>
-              <w:color w:val="000000"/>
-              <w:sz w:val="20"/>
-              <w:szCs w:val="20"/>
-            </w:rPr>
-            <w:t>融入議題參考：性別平等</w:t>
-          </w:r>
-          <w:r>
-            <w:rPr>
-              <w:rFonts w:ascii="新細明體" w:eastAsia="新細明體" w:hAnsi="新細明體" w:cs="新細明體" w:hint="eastAsia"/>
-              <w:color w:val="000000"/>
-              <w:sz w:val="20"/>
-              <w:szCs w:val="20"/>
-            </w:rPr>
-            <w:t>教</w:t>
-          </w:r>
-          <w:r>
-            <w:rPr>
-              <w:rFonts w:ascii="Gungsuh" w:eastAsia="Gungsuh" w:hAnsi="Gungsuh" w:cs="Gungsuh"/>
-              <w:color w:val="000000"/>
-              <w:sz w:val="20"/>
-              <w:szCs w:val="20"/>
-            </w:rPr>
-            <w:t>育、人權</w:t>
-          </w:r>
-          <w:r>
-            <w:rPr>
-              <w:rFonts w:ascii="新細明體" w:eastAsia="新細明體" w:hAnsi="新細明體" w:cs="新細明體" w:hint="eastAsia"/>
-              <w:color w:val="000000"/>
-              <w:sz w:val="20"/>
-              <w:szCs w:val="20"/>
-            </w:rPr>
-            <w:t>教</w:t>
-          </w:r>
-          <w:r>
-            <w:rPr>
-              <w:rFonts w:ascii="Gungsuh" w:eastAsia="Gungsuh" w:hAnsi="Gungsuh" w:cs="Gungsuh"/>
-              <w:color w:val="000000"/>
-              <w:sz w:val="20"/>
-              <w:szCs w:val="20"/>
-            </w:rPr>
-            <w:t>育、環境</w:t>
-          </w:r>
-          <w:r>
-            <w:rPr>
-              <w:rFonts w:ascii="新細明體" w:eastAsia="新細明體" w:hAnsi="新細明體" w:cs="新細明體" w:hint="eastAsia"/>
-              <w:color w:val="000000"/>
-              <w:sz w:val="20"/>
-              <w:szCs w:val="20"/>
-            </w:rPr>
-            <w:t>教</w:t>
-          </w:r>
-          <w:r>
-            <w:rPr>
-              <w:rFonts w:ascii="Gungsuh" w:eastAsia="Gungsuh" w:hAnsi="Gungsuh" w:cs="Gungsuh"/>
-              <w:color w:val="000000"/>
-              <w:sz w:val="20"/>
-              <w:szCs w:val="20"/>
-            </w:rPr>
-            <w:t>育、海洋</w:t>
-          </w:r>
-          <w:r>
-            <w:rPr>
-              <w:rFonts w:ascii="新細明體" w:eastAsia="新細明體" w:hAnsi="新細明體" w:cs="新細明體" w:hint="eastAsia"/>
-              <w:color w:val="000000"/>
-              <w:sz w:val="20"/>
-              <w:szCs w:val="20"/>
-            </w:rPr>
-            <w:t>教</w:t>
-          </w:r>
-          <w:r>
-            <w:rPr>
-              <w:rFonts w:ascii="Gungsuh" w:eastAsia="Gungsuh" w:hAnsi="Gungsuh" w:cs="Gungsuh"/>
-              <w:color w:val="000000"/>
-              <w:sz w:val="20"/>
-              <w:szCs w:val="20"/>
-            </w:rPr>
-            <w:t>育、科技</w:t>
-          </w:r>
-          <w:r>
-            <w:rPr>
-              <w:rFonts w:ascii="新細明體" w:eastAsia="新細明體" w:hAnsi="新細明體" w:cs="新細明體" w:hint="eastAsia"/>
-              <w:color w:val="000000"/>
-              <w:sz w:val="20"/>
-              <w:szCs w:val="20"/>
-            </w:rPr>
-            <w:t>教</w:t>
-          </w:r>
-          <w:r>
-            <w:rPr>
-              <w:rFonts w:ascii="Gungsuh" w:eastAsia="Gungsuh" w:hAnsi="Gungsuh" w:cs="Gungsuh"/>
-              <w:color w:val="000000"/>
-              <w:sz w:val="20"/>
-              <w:szCs w:val="20"/>
-            </w:rPr>
-            <w:t>育、能源</w:t>
-          </w:r>
-          <w:r>
-            <w:rPr>
-              <w:rFonts w:ascii="新細明體" w:eastAsia="新細明體" w:hAnsi="新細明體" w:cs="新細明體" w:hint="eastAsia"/>
-              <w:color w:val="000000"/>
-              <w:sz w:val="20"/>
-              <w:szCs w:val="20"/>
-            </w:rPr>
-            <w:t>教</w:t>
-          </w:r>
-          <w:r>
-            <w:rPr>
-              <w:rFonts w:ascii="Gungsuh" w:eastAsia="Gungsuh" w:hAnsi="Gungsuh" w:cs="Gungsuh"/>
-              <w:color w:val="000000"/>
-              <w:sz w:val="20"/>
-              <w:szCs w:val="20"/>
-            </w:rPr>
-            <w:t>育、家庭</w:t>
-          </w:r>
-          <w:r>
-            <w:rPr>
-              <w:rFonts w:ascii="新細明體" w:eastAsia="新細明體" w:hAnsi="新細明體" w:cs="新細明體" w:hint="eastAsia"/>
-              <w:color w:val="000000"/>
-              <w:sz w:val="20"/>
-              <w:szCs w:val="20"/>
-            </w:rPr>
-            <w:t>教</w:t>
-          </w:r>
-          <w:r>
-            <w:rPr>
-              <w:rFonts w:ascii="Gungsuh" w:eastAsia="Gungsuh" w:hAnsi="Gungsuh" w:cs="Gungsuh"/>
-              <w:color w:val="000000"/>
-              <w:sz w:val="20"/>
-              <w:szCs w:val="20"/>
-            </w:rPr>
-            <w:t>育、原住民族</w:t>
-          </w:r>
-          <w:r>
-            <w:rPr>
-              <w:rFonts w:ascii="新細明體" w:eastAsia="新細明體" w:hAnsi="新細明體" w:cs="新細明體" w:hint="eastAsia"/>
-              <w:color w:val="000000"/>
-              <w:sz w:val="20"/>
-              <w:szCs w:val="20"/>
-            </w:rPr>
-            <w:t>教</w:t>
-          </w:r>
-          <w:r>
-            <w:rPr>
-              <w:rFonts w:ascii="Gungsuh" w:eastAsia="Gungsuh" w:hAnsi="Gungsuh" w:cs="Gungsuh"/>
-              <w:color w:val="000000"/>
-              <w:sz w:val="20"/>
-              <w:szCs w:val="20"/>
-            </w:rPr>
-            <w:t>育、品德</w:t>
-          </w:r>
-          <w:r>
-            <w:rPr>
-              <w:rFonts w:ascii="新細明體" w:eastAsia="新細明體" w:hAnsi="新細明體" w:cs="新細明體" w:hint="eastAsia"/>
-              <w:color w:val="000000"/>
-              <w:sz w:val="20"/>
-              <w:szCs w:val="20"/>
-            </w:rPr>
-            <w:t>教</w:t>
-          </w:r>
-          <w:r>
-            <w:rPr>
-              <w:rFonts w:ascii="Gungsuh" w:eastAsia="Gungsuh" w:hAnsi="Gungsuh" w:cs="Gungsuh"/>
-              <w:color w:val="000000"/>
-              <w:sz w:val="20"/>
-              <w:szCs w:val="20"/>
-            </w:rPr>
-            <w:t>育、生命</w:t>
-          </w:r>
-          <w:r>
-            <w:rPr>
-              <w:rFonts w:ascii="新細明體" w:eastAsia="新細明體" w:hAnsi="新細明體" w:cs="新細明體" w:hint="eastAsia"/>
-              <w:color w:val="000000"/>
-              <w:sz w:val="20"/>
-              <w:szCs w:val="20"/>
-            </w:rPr>
-            <w:t>教</w:t>
-          </w:r>
-          <w:r>
-            <w:rPr>
-              <w:rFonts w:ascii="Gungsuh" w:eastAsia="Gungsuh" w:hAnsi="Gungsuh" w:cs="Gungsuh"/>
-              <w:color w:val="000000"/>
-              <w:sz w:val="20"/>
-              <w:szCs w:val="20"/>
-            </w:rPr>
-            <w:t>育、法治</w:t>
-          </w:r>
-          <w:r>
-            <w:rPr>
-              <w:rFonts w:ascii="新細明體" w:eastAsia="新細明體" w:hAnsi="新細明體" w:cs="新細明體" w:hint="eastAsia"/>
-              <w:color w:val="000000"/>
-              <w:sz w:val="20"/>
-              <w:szCs w:val="20"/>
-            </w:rPr>
-            <w:t>教</w:t>
-          </w:r>
-          <w:r>
-            <w:rPr>
-              <w:rFonts w:ascii="Gungsuh" w:eastAsia="Gungsuh" w:hAnsi="Gungsuh" w:cs="Gungsuh"/>
-              <w:color w:val="000000"/>
-              <w:sz w:val="20"/>
-              <w:szCs w:val="20"/>
-            </w:rPr>
-            <w:t>育、資訊</w:t>
-          </w:r>
-          <w:r>
-            <w:rPr>
-              <w:rFonts w:ascii="新細明體" w:eastAsia="新細明體" w:hAnsi="新細明體" w:cs="新細明體" w:hint="eastAsia"/>
-              <w:color w:val="000000"/>
-              <w:sz w:val="20"/>
-              <w:szCs w:val="20"/>
-            </w:rPr>
-            <w:t>教</w:t>
-          </w:r>
-          <w:r>
-            <w:rPr>
-              <w:rFonts w:ascii="Gungsuh" w:eastAsia="Gungsuh" w:hAnsi="Gungsuh" w:cs="Gungsuh"/>
-              <w:color w:val="000000"/>
-              <w:sz w:val="20"/>
-              <w:szCs w:val="20"/>
-            </w:rPr>
-            <w:t>育、安全</w:t>
-          </w:r>
-          <w:r>
-            <w:rPr>
-              <w:rFonts w:ascii="新細明體" w:eastAsia="新細明體" w:hAnsi="新細明體" w:cs="新細明體" w:hint="eastAsia"/>
-              <w:color w:val="000000"/>
-              <w:sz w:val="20"/>
-              <w:szCs w:val="20"/>
-            </w:rPr>
-            <w:t>教</w:t>
-          </w:r>
-          <w:r>
-            <w:rPr>
-              <w:rFonts w:ascii="Gungsuh" w:eastAsia="Gungsuh" w:hAnsi="Gungsuh" w:cs="Gungsuh"/>
-              <w:color w:val="000000"/>
-              <w:sz w:val="20"/>
-              <w:szCs w:val="20"/>
-            </w:rPr>
-            <w:t>育、防災</w:t>
-          </w:r>
-          <w:r>
-            <w:rPr>
-              <w:rFonts w:ascii="新細明體" w:eastAsia="新細明體" w:hAnsi="新細明體" w:cs="新細明體" w:hint="eastAsia"/>
-              <w:color w:val="000000"/>
-              <w:sz w:val="20"/>
-              <w:szCs w:val="20"/>
-            </w:rPr>
-            <w:t>教</w:t>
-          </w:r>
-          <w:r>
-            <w:rPr>
-              <w:rFonts w:ascii="Gungsuh" w:eastAsia="Gungsuh" w:hAnsi="Gungsuh" w:cs="Gungsuh"/>
-              <w:color w:val="000000"/>
-              <w:sz w:val="20"/>
-              <w:szCs w:val="20"/>
-            </w:rPr>
-            <w:t>育、生涯規劃</w:t>
-          </w:r>
-          <w:r>
-            <w:rPr>
-              <w:rFonts w:ascii="新細明體" w:eastAsia="新細明體" w:hAnsi="新細明體" w:cs="新細明體" w:hint="eastAsia"/>
-              <w:color w:val="000000"/>
-              <w:sz w:val="20"/>
-              <w:szCs w:val="20"/>
-            </w:rPr>
-            <w:t>教</w:t>
-          </w:r>
-          <w:r>
-            <w:rPr>
-              <w:rFonts w:ascii="Gungsuh" w:eastAsia="Gungsuh" w:hAnsi="Gungsuh" w:cs="Gungsuh"/>
-              <w:color w:val="000000"/>
-              <w:sz w:val="20"/>
-              <w:szCs w:val="20"/>
-            </w:rPr>
-            <w:t>育、多元文化</w:t>
-          </w:r>
-          <w:r>
-            <w:rPr>
-              <w:rFonts w:ascii="新細明體" w:eastAsia="新細明體" w:hAnsi="新細明體" w:cs="新細明體" w:hint="eastAsia"/>
-              <w:color w:val="000000"/>
-              <w:sz w:val="20"/>
-              <w:szCs w:val="20"/>
-            </w:rPr>
-            <w:t>教</w:t>
-          </w:r>
-          <w:r>
-            <w:rPr>
-              <w:rFonts w:ascii="Gungsuh" w:eastAsia="Gungsuh" w:hAnsi="Gungsuh" w:cs="Gungsuh"/>
-              <w:color w:val="000000"/>
-              <w:sz w:val="20"/>
-              <w:szCs w:val="20"/>
-            </w:rPr>
-            <w:t>育、閱讀素養</w:t>
-          </w:r>
-          <w:r>
-            <w:rPr>
-              <w:rFonts w:ascii="新細明體" w:eastAsia="新細明體" w:hAnsi="新細明體" w:cs="新細明體" w:hint="eastAsia"/>
-              <w:color w:val="000000"/>
-              <w:sz w:val="20"/>
-              <w:szCs w:val="20"/>
-            </w:rPr>
-            <w:t>教</w:t>
-          </w:r>
-          <w:r>
-            <w:rPr>
-              <w:rFonts w:ascii="Gungsuh" w:eastAsia="Gungsuh" w:hAnsi="Gungsuh" w:cs="Gungsuh"/>
-              <w:color w:val="000000"/>
-              <w:sz w:val="20"/>
-              <w:szCs w:val="20"/>
-            </w:rPr>
-            <w:t>育、戶外</w:t>
-          </w:r>
-          <w:r>
-            <w:rPr>
-              <w:rFonts w:ascii="新細明體" w:eastAsia="新細明體" w:hAnsi="新細明體" w:cs="新細明體" w:hint="eastAsia"/>
-              <w:color w:val="000000"/>
-              <w:sz w:val="20"/>
-              <w:szCs w:val="20"/>
-            </w:rPr>
-            <w:t>教</w:t>
-          </w:r>
-          <w:r>
-            <w:rPr>
-              <w:rFonts w:ascii="Gungsuh" w:eastAsia="Gungsuh" w:hAnsi="Gungsuh" w:cs="Gungsuh"/>
-              <w:color w:val="000000"/>
-              <w:sz w:val="20"/>
-              <w:szCs w:val="20"/>
-            </w:rPr>
-            <w:t>育、國際</w:t>
-          </w:r>
-          <w:r>
-            <w:rPr>
-              <w:rFonts w:ascii="新細明體" w:eastAsia="新細明體" w:hAnsi="新細明體" w:cs="新細明體" w:hint="eastAsia"/>
-              <w:color w:val="000000"/>
-              <w:sz w:val="20"/>
-              <w:szCs w:val="20"/>
-            </w:rPr>
-            <w:t>教</w:t>
-          </w:r>
-          <w:r>
-            <w:rPr>
-              <w:rFonts w:ascii="Gungsuh" w:eastAsia="Gungsuh" w:hAnsi="Gungsuh" w:cs="Gungsuh"/>
-              <w:color w:val="000000"/>
-              <w:sz w:val="20"/>
-              <w:szCs w:val="20"/>
-            </w:rPr>
-            <w:t>育…等（上述議題係參考「十二年國</w:t>
-          </w:r>
-          <w:r>
-            <w:rPr>
-              <w:rFonts w:ascii="新細明體" w:eastAsia="新細明體" w:hAnsi="新細明體" w:cs="新細明體" w:hint="eastAsia"/>
-              <w:color w:val="000000"/>
-              <w:sz w:val="20"/>
-              <w:szCs w:val="20"/>
-            </w:rPr>
-            <w:t>教</w:t>
-          </w:r>
-          <w:r>
-            <w:rPr>
-              <w:rFonts w:ascii="Gungsuh" w:eastAsia="Gungsuh" w:hAnsi="Gungsuh" w:cs="Gungsuh"/>
-              <w:color w:val="000000"/>
-              <w:sz w:val="20"/>
-              <w:szCs w:val="20"/>
-            </w:rPr>
-            <w:t>課綱議題融入說明手冊」所列出，各校亦可選擇適合之議題</w:t>
-          </w:r>
-          <w:r>
-            <w:rPr>
-              <w:rFonts w:ascii="新細明體" w:eastAsia="新細明體" w:hAnsi="新細明體" w:cs="新細明體" w:hint="eastAsia"/>
-              <w:color w:val="000000"/>
-              <w:sz w:val="20"/>
-              <w:szCs w:val="20"/>
-            </w:rPr>
-            <w:t>填</w:t>
-          </w:r>
-          <w:r>
-            <w:rPr>
-              <w:rFonts w:ascii="Gungsuh" w:eastAsia="Gungsuh" w:hAnsi="Gungsuh" w:cs="Gungsuh"/>
-              <w:color w:val="000000"/>
-              <w:sz w:val="20"/>
-              <w:szCs w:val="20"/>
-            </w:rPr>
-            <w:t>入）。</w:t>
-          </w:r>
-        </w:sdtContent>
-      </w:sdt>
-    </w:p>
-    <w:p>
-      <w:pPr>
-        <w:numPr>
-          <w:ilvl w:val="0"/>
-          <w:numId w:val="1"/>
-        </w:numPr>
-        <w:pBdr>
-          <w:top w:val="nil"/>
-          <w:left w:val="nil"/>
-          <w:bottom w:val="nil"/>
-          <w:right w:val="nil"/>
-          <w:between w:val="nil"/>
-        </w:pBdr>
-        <w:spacing w:line="360" w:lineRule="auto"/>
-        <w:ind w:left="482" w:hanging="482"/>
-        <w:rPr>
-          <w:rFonts w:ascii="Times New Roman" w:eastAsia="Times New Roman" w:hAnsi="Times New Roman" w:cs="Times New Roman"/>
-          <w:color w:val="000000"/>
-          <w:sz w:val="20"/>
-          <w:szCs w:val="20"/>
-        </w:rPr>
-      </w:pPr>
-      <w:sdt>
-        <w:sdtPr>
-          <w:tag w:val="goog_rdk_14"/>
-          <w:id w:val="-1341844696"/>
-        </w:sdtPr>
-        <w:sdtContent>
-          <w:r>
-            <w:rPr>
-              <w:rFonts w:ascii="Gungsuh" w:eastAsia="Gungsuh" w:hAnsi="Gungsuh" w:cs="Gungsuh"/>
-              <w:color w:val="000000"/>
-              <w:sz w:val="20"/>
-              <w:szCs w:val="20"/>
-            </w:rPr>
-            <w:t>評量方式</w:t>
-          </w:r>
-          <w:r>
-            <w:rPr>
-              <w:rFonts w:ascii="新細明體" w:eastAsia="新細明體" w:hAnsi="新細明體" w:cs="新細明體" w:hint="eastAsia"/>
-              <w:color w:val="000000"/>
-              <w:sz w:val="20"/>
-              <w:szCs w:val="20"/>
-            </w:rPr>
-            <w:t>填</w:t>
-          </w:r>
-          <w:r>
-            <w:rPr>
-              <w:rFonts w:ascii="Gungsuh" w:eastAsia="Gungsuh" w:hAnsi="Gungsuh" w:cs="Gungsuh"/>
-              <w:color w:val="000000"/>
-              <w:sz w:val="20"/>
-              <w:szCs w:val="20"/>
-            </w:rPr>
-            <w:t>寫參考：口頭評量、紙筆評量、實作評量、</w:t>
-          </w:r>
-          <w:r>
-            <w:rPr>
-              <w:rFonts w:ascii="新細明體" w:eastAsia="新細明體" w:hAnsi="新細明體" w:cs="新細明體" w:hint="eastAsia"/>
-              <w:color w:val="000000"/>
-              <w:sz w:val="20"/>
-              <w:szCs w:val="20"/>
-            </w:rPr>
-            <w:t>教</w:t>
-          </w:r>
-          <w:r>
-            <w:rPr>
-              <w:rFonts w:ascii="Gungsuh" w:eastAsia="Gungsuh" w:hAnsi="Gungsuh" w:cs="Gungsuh"/>
-              <w:color w:val="000000"/>
-              <w:sz w:val="20"/>
-              <w:szCs w:val="20"/>
-            </w:rPr>
-            <w:t>師觀察、學生自評、同儕互評或其他適合之評量方式。</w:t>
-          </w:r>
-        </w:sdtContent>
-      </w:sdt>
     </w:p>
     <w:p>
       <w:pPr>

--- a/public/curriculum_template.docx
+++ b/public/curriculum_template.docx
@@ -582,7 +582,13 @@
           </w:tcPr>
           <w:p>
             <w:r>
-              <w:t>設計者/教學者</w:t>
+              <w:t>設計者</w:t>
+            </w:r>
+            <w:r>
+              <w:t>/</w:t>
+            </w:r>
+            <w:r>
+              <w:t>教學者</w:t>
             </w:r>
           </w:p>
         </w:tc>
@@ -1053,6 +1059,12 @@
     </w:p>
     <w:p>
       <w:r>
+        <w:br w:type="page"/>
+      </w:r>
+    </w:p>
+    <w:p>
+      <w:r>
+        <w:lastRenderedPageBreak/>
         <w:t>{/</w:t>
       </w:r>
       <w:proofErr w:type="spellStart"/>
@@ -1064,12 +1076,6 @@
         <w:t>}</w:t>
       </w:r>
     </w:p>
-    <w:p>
-      <w:r>
-        <w:br w:type="page"/>
-      </w:r>
-    </w:p>
-    <w:p/>
     <w:p>
       <w:r>
         <w:t>{#isSecondSemester}</w:t>
@@ -1641,7 +1647,13 @@
           </w:tcPr>
           <w:p>
             <w:r>
-              <w:t>設計者/教學者</w:t>
+              <w:t>設計者</w:t>
+            </w:r>
+            <w:r>
+              <w:t>/</w:t>
+            </w:r>
+            <w:r>
+              <w:t>教學者</w:t>
             </w:r>
           </w:p>
         </w:tc>
